--- a/docs/lab-03/report.docx
+++ b/docs/lab-03/report.docx
@@ -143,7 +143,7 @@
               <w:rPr>
                 <w:sz w:val="17"/>
               </w:rPr>
-              <w:t>lab3-staging (Commit 4110ea3)</w:t>
+              <w:t>lab3-staging (Commit 85fe06f)</w:t>
             </w:r>
           </w:p>
         </w:tc>
@@ -171,7 +171,7 @@
               <w:rPr>
                 <w:sz w:val="17"/>
               </w:rPr>
-              <w:t>Ready to open</w:t>
+              <w:t>PR #41 (Opened &amp; Review Requested)</w:t>
             </w:r>
           </w:p>
         </w:tc>

--- a/docs/lab-03/report.docx
+++ b/docs/lab-03/report.docx
@@ -9,7 +9,7 @@
       <w:r>
         <w:rPr>
           <w:b/>
-          <w:color w:val="008751"/>
+          <w:color w:val="334155"/>
           <w:sz w:val="17"/>
         </w:rPr>
         <w:t>CPE 334: INTRODUCTION TO SOFTWARE ENGINEERING IN THE AGE OF AI AGENTS — SEMESTER 1/2026</w:t>
@@ -22,7 +22,7 @@
       <w:r>
         <w:rPr>
           <w:b/>
-          <w:color w:val="005A36"/>
+          <w:color w:val="0F172A"/>
           <w:sz w:val="38"/>
         </w:rPr>
         <w:t>รายงานผลการพัฒนาซอฟต์แวร์ Lab 3</w:t>
@@ -48,11 +48,11 @@
         <w:jc w:val="center"/>
         <w:tblLook w:firstColumn="1" w:firstRow="1" w:lastColumn="0" w:lastRow="0" w:noHBand="0" w:noVBand="1" w:val="04A0"/>
         <w:tblBorders>
-          <w:top w:val="single" w:sz="6" w:space="0" w:color="005A36"/>
-          <w:bottom w:val="single" w:sz="6" w:space="0" w:color="005A36"/>
+          <w:top w:val="single" w:sz="6" w:space="0" w:color="CBD5E1"/>
+          <w:bottom w:val="single" w:sz="6" w:space="0" w:color="CBD5E1"/>
           <w:left w:val="none"/>
           <w:right w:val="none"/>
-          <w:insideH w:val="single" w:sz="4" w:space="0" w:color="005A36"/>
+          <w:insideH w:val="single" w:sz="4" w:space="0" w:color="CBD5E1"/>
           <w:insideV w:val="none"/>
         </w:tblBorders>
       </w:tblPr>
@@ -64,7 +64,7 @@
         <w:tc>
           <w:tcPr>
             <w:tcW w:type="dxa" w:w="5040"/>
-            <w:shd w:fill="F4F9F5"/>
+            <w:shd w:fill="F8FAFC"/>
             <w:tcMar>
               <w:top w:w="45" w:type="dxa"/>
               <w:bottom w:w="45" w:type="dxa"/>
@@ -76,7 +76,7 @@
             <w:r>
               <w:rPr>
                 <w:b/>
-                <w:color w:val="005A36"/>
+                <w:color w:val="0F172A"/>
                 <w:sz w:val="17"/>
               </w:rPr>
               <w:t xml:space="preserve">Repository: </w:t>
@@ -92,7 +92,7 @@
         <w:tc>
           <w:tcPr>
             <w:tcW w:type="dxa" w:w="5040"/>
-            <w:shd w:fill="F4F9F5"/>
+            <w:shd w:fill="F8FAFC"/>
             <w:tcMar>
               <w:top w:w="45" w:type="dxa"/>
               <w:bottom w:w="45" w:type="dxa"/>
@@ -104,7 +104,7 @@
             <w:r>
               <w:rPr>
                 <w:b/>
-                <w:color w:val="005A36"/>
+                <w:color w:val="0F172A"/>
                 <w:sz w:val="17"/>
               </w:rPr>
               <w:t xml:space="preserve">Academic Course: </w:t>
@@ -122,7 +122,7 @@
         <w:tc>
           <w:tcPr>
             <w:tcW w:type="dxa" w:w="5040"/>
-            <w:shd w:fill="F4F9F5"/>
+            <w:shd w:fill="F8FAFC"/>
             <w:tcMar>
               <w:top w:w="45" w:type="dxa"/>
               <w:bottom w:w="45" w:type="dxa"/>
@@ -134,7 +134,7 @@
             <w:r>
               <w:rPr>
                 <w:b/>
-                <w:color w:val="005A36"/>
+                <w:color w:val="0F172A"/>
                 <w:sz w:val="17"/>
               </w:rPr>
               <w:t xml:space="preserve">Target Branch (Staging): </w:t>
@@ -150,7 +150,7 @@
         <w:tc>
           <w:tcPr>
             <w:tcW w:type="dxa" w:w="5040"/>
-            <w:shd w:fill="F4F9F5"/>
+            <w:shd w:fill="F8FAFC"/>
             <w:tcMar>
               <w:top w:w="45" w:type="dxa"/>
               <w:bottom w:w="45" w:type="dxa"/>
@@ -162,7 +162,7 @@
             <w:r>
               <w:rPr>
                 <w:b/>
-                <w:color w:val="005A36"/>
+                <w:color w:val="0F172A"/>
                 <w:sz w:val="17"/>
               </w:rPr>
               <w:t xml:space="preserve">Final PR (Staging → Main): </w:t>
@@ -180,7 +180,7 @@
         <w:tc>
           <w:tcPr>
             <w:tcW w:type="dxa" w:w="5040"/>
-            <w:shd w:fill="F4F9F5"/>
+            <w:shd w:fill="F8FAFC"/>
             <w:tcMar>
               <w:top w:w="45" w:type="dxa"/>
               <w:bottom w:w="45" w:type="dxa"/>
@@ -192,7 +192,7 @@
             <w:r>
               <w:rPr>
                 <w:b/>
-                <w:color w:val="005A36"/>
+                <w:color w:val="0F172A"/>
                 <w:sz w:val="17"/>
               </w:rPr>
               <w:t xml:space="preserve">Active Feature PR: </w:t>
@@ -208,7 +208,7 @@
         <w:tc>
           <w:tcPr>
             <w:tcW w:type="dxa" w:w="5040"/>
-            <w:shd w:fill="F4F9F5"/>
+            <w:shd w:fill="F8FAFC"/>
             <w:tcMar>
               <w:top w:w="45" w:type="dxa"/>
               <w:bottom w:w="45" w:type="dxa"/>
@@ -220,7 +220,7 @@
             <w:r>
               <w:rPr>
                 <w:b/>
-                <w:color w:val="005A36"/>
+                <w:color w:val="0F172A"/>
                 <w:sz w:val="17"/>
               </w:rPr>
               <w:t xml:space="preserve">PR #40 Review Status: </w:t>
@@ -247,7 +247,7 @@
       <w:r>
         <w:rPr>
           <w:b/>
-          <w:color w:val="005A36"/>
+          <w:color w:val="0F172A"/>
           <w:sz w:val="25"/>
         </w:rPr>
         <w:t>สารบัญ (Table of Contents)</w:t>
@@ -441,7 +441,7 @@
         <w:rPr>
           <w:sz w:val="17"/>
         </w:rPr>
-        <w:t>3. บันทึกผลการตรวจทานร่วม (Peer Review Summary สำหรับ PR #35 – #39)</w:t>
+        <w:t>3. บันทึกผลการตรวจทานร่วม (Peer Review Summary สำหรับ PR #35 – #40)</w:t>
       </w:r>
       <w:r>
         <w:rPr>
@@ -549,14 +549,14 @@
         <w:rPr>
           <w:sz w:val="17"/>
         </w:rPr>
-        <w:t>4. หลักฐานการทดสอบสิทธิ์ด้วยคำสั่งจริง (Manual Evidence: HTTP 401 &amp; 403 cURL Logs)</w:t>
+        <w:t xml:space="preserve">   3.6 PR #40: feat(ui): Zen Green Design System overhaul and visual verification evidence</w:t>
       </w:r>
       <w:r>
         <w:rPr>
           <w:color w:val="999999"/>
           <w:sz w:val="15"/>
         </w:rPr>
-        <w:t xml:space="preserve">   .........................................................................................................................   17</w:t>
+        <w:t xml:space="preserve">   .........................................................................................................................   18</w:t>
       </w:r>
     </w:p>
     <w:p>
@@ -567,14 +567,32 @@
         <w:rPr>
           <w:sz w:val="17"/>
         </w:rPr>
-        <w:t>5. ข้อจำกัดและงานที่รอการผสาน (Known Limitations)</w:t>
+        <w:t>4. หลักฐานการทดสอบสิทธิ์ด้วยคำสั่งจริง (Manual Evidence: HTTP 401 &amp; 403 cURL Logs)</w:t>
       </w:r>
       <w:r>
         <w:rPr>
           <w:color w:val="999999"/>
           <w:sz w:val="15"/>
         </w:rPr>
-        <w:t xml:space="preserve">   .........................................................................................................................   19</w:t>
+        <w:t xml:space="preserve">   .........................................................................................................................   21</w:t>
+      </w:r>
+    </w:p>
+    <w:p>
+      <w:pPr>
+        <w:spacing w:after="20" w:before="20"/>
+      </w:pPr>
+      <w:r>
+        <w:rPr>
+          <w:sz w:val="17"/>
+        </w:rPr>
+        <w:t>5. ข้อจำกัดและข้อพิจารณาเชิงสถาปัตยกรรม (Known Limitations &amp; Out-of-Scope)</w:t>
+      </w:r>
+      <w:r>
+        <w:rPr>
+          <w:color w:val="999999"/>
+          <w:sz w:val="15"/>
+        </w:rPr>
+        <w:t xml:space="preserve">   .........................................................................................................................   23</w:t>
       </w:r>
     </w:p>
     <w:p>
@@ -588,7 +606,7 @@
       </w:pPr>
       <w:r>
         <w:rPr>
-          <w:color w:val="005A36"/>
+          <w:color w:val="0F172A"/>
           <w:sz w:val="28"/>
         </w:rPr>
         <w:t>1. ภาพรวมและโครงสร้างเทคโนโลยี (Overview &amp; Technology Stack)</w:t>
@@ -600,7 +618,7 @@
       </w:pPr>
       <w:r>
         <w:rPr>
-          <w:color w:val="008751"/>
+          <w:color w:val="334155"/>
           <w:sz w:val="23"/>
         </w:rPr>
         <w:t>1.1 สรุปสาระสำคัญของ Lab 3 Increment</w:t>
@@ -619,7 +637,7 @@
       <w:r>
         <w:rPr>
           <w:b/>
-          <w:color w:val="005A36"/>
+          <w:color w:val="0F172A"/>
           <w:sz w:val="18"/>
         </w:rPr>
         <w:t xml:space="preserve">Authentication &amp; Role-Based Authorization: </w:t>
@@ -639,7 +657,7 @@
       <w:r>
         <w:rPr>
           <w:b/>
-          <w:color w:val="005A36"/>
+          <w:color w:val="0F172A"/>
           <w:sz w:val="18"/>
         </w:rPr>
         <w:t xml:space="preserve">Requester Workflow Continuity: </w:t>
@@ -659,7 +677,7 @@
       <w:r>
         <w:rPr>
           <w:b/>
-          <w:color w:val="005A36"/>
+          <w:color w:val="0F172A"/>
           <w:sz w:val="18"/>
         </w:rPr>
         <w:t xml:space="preserve">IT Staff Ticketing Operations: </w:t>
@@ -679,7 +697,7 @@
       <w:r>
         <w:rPr>
           <w:b/>
-          <w:color w:val="005A36"/>
+          <w:color w:val="0F172A"/>
           <w:sz w:val="18"/>
         </w:rPr>
         <w:t xml:space="preserve">Administrator User Management: </w:t>
@@ -699,7 +717,7 @@
       <w:r>
         <w:rPr>
           <w:b/>
-          <w:color w:val="005A36"/>
+          <w:color w:val="0F172A"/>
           <w:sz w:val="18"/>
         </w:rPr>
         <w:t xml:space="preserve">Zen Green Design System Extension: </w:t>
@@ -722,7 +740,7 @@
       </w:pPr>
       <w:r>
         <w:rPr>
-          <w:color w:val="008751"/>
+          <w:color w:val="334155"/>
           <w:sz w:val="23"/>
         </w:rPr>
         <w:t>1.2 โครงสร้าง Technology Stack จาก Package Configuration จริง</w:t>
@@ -757,7 +775,7 @@
         <w:tc>
           <w:tcPr>
             <w:tcW w:type="dxa" w:w="2520"/>
-            <w:shd w:fill="005A36"/>
+            <w:shd w:fill="F1F5F9"/>
             <w:tcMar>
               <w:top w:w="50" w:type="dxa"/>
               <w:bottom w:w="50" w:type="dxa"/>
@@ -769,7 +787,7 @@
             <w:r>
               <w:rPr>
                 <w:b/>
-                <w:color w:val="FFFFFF"/>
+                <w:color w:val="0F172A"/>
                 <w:sz w:val="17"/>
               </w:rPr>
               <w:t>Layer / Area</w:t>
@@ -779,7 +797,7 @@
         <w:tc>
           <w:tcPr>
             <w:tcW w:type="dxa" w:w="2520"/>
-            <w:shd w:fill="005A36"/>
+            <w:shd w:fill="F1F5F9"/>
             <w:tcMar>
               <w:top w:w="50" w:type="dxa"/>
               <w:bottom w:w="50" w:type="dxa"/>
@@ -791,7 +809,7 @@
             <w:r>
               <w:rPr>
                 <w:b/>
-                <w:color w:val="FFFFFF"/>
+                <w:color w:val="0F172A"/>
                 <w:sz w:val="17"/>
               </w:rPr>
               <w:t>Technology / Framework</w:t>
@@ -801,7 +819,7 @@
         <w:tc>
           <w:tcPr>
             <w:tcW w:type="dxa" w:w="2520"/>
-            <w:shd w:fill="005A36"/>
+            <w:shd w:fill="F1F5F9"/>
             <w:tcMar>
               <w:top w:w="50" w:type="dxa"/>
               <w:bottom w:w="50" w:type="dxa"/>
@@ -813,7 +831,7 @@
             <w:r>
               <w:rPr>
                 <w:b/>
-                <w:color w:val="FFFFFF"/>
+                <w:color w:val="0F172A"/>
                 <w:sz w:val="17"/>
               </w:rPr>
               <w:t>Version / Configuration Spec</w:t>
@@ -823,7 +841,7 @@
         <w:tc>
           <w:tcPr>
             <w:tcW w:type="dxa" w:w="2520"/>
-            <w:shd w:fill="005A36"/>
+            <w:shd w:fill="F1F5F9"/>
             <w:tcMar>
               <w:top w:w="50" w:type="dxa"/>
               <w:bottom w:w="50" w:type="dxa"/>
@@ -835,7 +853,7 @@
             <w:r>
               <w:rPr>
                 <w:b/>
-                <w:color w:val="FFFFFF"/>
+                <w:color w:val="0F172A"/>
                 <w:sz w:val="17"/>
               </w:rPr>
               <w:t>Source File Reference</w:t>
@@ -1961,7 +1979,7 @@
       </w:pPr>
       <w:r>
         <w:rPr>
-          <w:color w:val="005A36"/>
+          <w:color w:val="0F172A"/>
           <w:sz w:val="28"/>
         </w:rPr>
         <w:t>2. การวิเคราะห์และจับคู่ข้อกำหนดพร้อมหลักฐานหน้าจอ</w:t>
@@ -2006,7 +2024,7 @@
         <w:tc>
           <w:tcPr>
             <w:tcW w:type="dxa" w:w="2520"/>
-            <w:shd w:fill="005A36"/>
+            <w:shd w:fill="F1F5F9"/>
             <w:tcMar>
               <w:top w:w="45" w:type="dxa"/>
               <w:bottom w:w="45" w:type="dxa"/>
@@ -2018,7 +2036,7 @@
             <w:r>
               <w:rPr>
                 <w:b/>
-                <w:color w:val="FFFFFF"/>
+                <w:color w:val="0F172A"/>
                 <w:sz w:val="16"/>
               </w:rPr>
               <w:t>Spec ID / Rule</w:t>
@@ -2028,7 +2046,7 @@
         <w:tc>
           <w:tcPr>
             <w:tcW w:type="dxa" w:w="2520"/>
-            <w:shd w:fill="005A36"/>
+            <w:shd w:fill="F1F5F9"/>
             <w:tcMar>
               <w:top w:w="45" w:type="dxa"/>
               <w:bottom w:w="45" w:type="dxa"/>
@@ -2040,7 +2058,7 @@
             <w:r>
               <w:rPr>
                 <w:b/>
-                <w:color w:val="FFFFFF"/>
+                <w:color w:val="0F172A"/>
                 <w:sz w:val="16"/>
               </w:rPr>
               <w:t>Requirement Statement</w:t>
@@ -2050,7 +2068,7 @@
         <w:tc>
           <w:tcPr>
             <w:tcW w:type="dxa" w:w="2520"/>
-            <w:shd w:fill="005A36"/>
+            <w:shd w:fill="F1F5F9"/>
             <w:tcMar>
               <w:top w:w="45" w:type="dxa"/>
               <w:bottom w:w="45" w:type="dxa"/>
@@ -2062,7 +2080,7 @@
             <w:r>
               <w:rPr>
                 <w:b/>
-                <w:color w:val="FFFFFF"/>
+                <w:color w:val="0F172A"/>
                 <w:sz w:val="16"/>
               </w:rPr>
               <w:t>Implementation Path &amp; Endpoint</w:t>
@@ -2072,7 +2090,7 @@
         <w:tc>
           <w:tcPr>
             <w:tcW w:type="dxa" w:w="2520"/>
-            <w:shd w:fill="005A36"/>
+            <w:shd w:fill="F1F5F9"/>
             <w:tcMar>
               <w:top w:w="45" w:type="dxa"/>
               <w:bottom w:w="45" w:type="dxa"/>
@@ -2084,7 +2102,7 @@
             <w:r>
               <w:rPr>
                 <w:b/>
-                <w:color w:val="FFFFFF"/>
+                <w:color w:val="0F172A"/>
                 <w:sz w:val="16"/>
               </w:rPr>
               <w:t>Test &amp; PR Verification</w:t>
@@ -2899,7 +2917,7 @@
         <w:tc>
           <w:tcPr>
             <w:tcW w:type="dxa" w:w="2520"/>
-            <w:shd w:fill="005A36"/>
+            <w:shd w:fill="F1F5F9"/>
             <w:tcMar>
               <w:top w:w="45" w:type="dxa"/>
               <w:bottom w:w="45" w:type="dxa"/>
@@ -2911,7 +2929,7 @@
             <w:r>
               <w:rPr>
                 <w:b/>
-                <w:color w:val="FFFFFF"/>
+                <w:color w:val="0F172A"/>
                 <w:sz w:val="16"/>
               </w:rPr>
               <w:t>Spec ID / Rule</w:t>
@@ -2921,7 +2939,7 @@
         <w:tc>
           <w:tcPr>
             <w:tcW w:type="dxa" w:w="2520"/>
-            <w:shd w:fill="005A36"/>
+            <w:shd w:fill="F1F5F9"/>
             <w:tcMar>
               <w:top w:w="45" w:type="dxa"/>
               <w:bottom w:w="45" w:type="dxa"/>
@@ -2933,7 +2951,7 @@
             <w:r>
               <w:rPr>
                 <w:b/>
-                <w:color w:val="FFFFFF"/>
+                <w:color w:val="0F172A"/>
                 <w:sz w:val="16"/>
               </w:rPr>
               <w:t>Requirement Statement</w:t>
@@ -2943,7 +2961,7 @@
         <w:tc>
           <w:tcPr>
             <w:tcW w:type="dxa" w:w="2520"/>
-            <w:shd w:fill="005A36"/>
+            <w:shd w:fill="F1F5F9"/>
             <w:tcMar>
               <w:top w:w="45" w:type="dxa"/>
               <w:bottom w:w="45" w:type="dxa"/>
@@ -2955,7 +2973,7 @@
             <w:r>
               <w:rPr>
                 <w:b/>
-                <w:color w:val="FFFFFF"/>
+                <w:color w:val="0F172A"/>
                 <w:sz w:val="16"/>
               </w:rPr>
               <w:t>Implementation Path &amp; Endpoint</w:t>
@@ -2965,7 +2983,7 @@
         <w:tc>
           <w:tcPr>
             <w:tcW w:type="dxa" w:w="2520"/>
-            <w:shd w:fill="005A36"/>
+            <w:shd w:fill="F1F5F9"/>
             <w:tcMar>
               <w:top w:w="45" w:type="dxa"/>
               <w:bottom w:w="45" w:type="dxa"/>
@@ -2977,7 +2995,7 @@
             <w:r>
               <w:rPr>
                 <w:b/>
-                <w:color w:val="FFFFFF"/>
+                <w:color w:val="0F172A"/>
                 <w:sz w:val="16"/>
               </w:rPr>
               <w:t>Test &amp; PR Verification</w:t>
@@ -3424,7 +3442,7 @@
         <w:tc>
           <w:tcPr>
             <w:tcW w:type="dxa" w:w="2520"/>
-            <w:shd w:fill="005A36"/>
+            <w:shd w:fill="F1F5F9"/>
             <w:tcMar>
               <w:top w:w="45" w:type="dxa"/>
               <w:bottom w:w="45" w:type="dxa"/>
@@ -3436,7 +3454,7 @@
             <w:r>
               <w:rPr>
                 <w:b/>
-                <w:color w:val="FFFFFF"/>
+                <w:color w:val="0F172A"/>
                 <w:sz w:val="16"/>
               </w:rPr>
               <w:t>Spec ID / Rule</w:t>
@@ -3446,7 +3464,7 @@
         <w:tc>
           <w:tcPr>
             <w:tcW w:type="dxa" w:w="2520"/>
-            <w:shd w:fill="005A36"/>
+            <w:shd w:fill="F1F5F9"/>
             <w:tcMar>
               <w:top w:w="45" w:type="dxa"/>
               <w:bottom w:w="45" w:type="dxa"/>
@@ -3458,7 +3476,7 @@
             <w:r>
               <w:rPr>
                 <w:b/>
-                <w:color w:val="FFFFFF"/>
+                <w:color w:val="0F172A"/>
                 <w:sz w:val="16"/>
               </w:rPr>
               <w:t>Requirement Statement</w:t>
@@ -3468,7 +3486,7 @@
         <w:tc>
           <w:tcPr>
             <w:tcW w:type="dxa" w:w="2520"/>
-            <w:shd w:fill="005A36"/>
+            <w:shd w:fill="F1F5F9"/>
             <w:tcMar>
               <w:top w:w="45" w:type="dxa"/>
               <w:bottom w:w="45" w:type="dxa"/>
@@ -3480,7 +3498,7 @@
             <w:r>
               <w:rPr>
                 <w:b/>
-                <w:color w:val="FFFFFF"/>
+                <w:color w:val="0F172A"/>
                 <w:sz w:val="16"/>
               </w:rPr>
               <w:t>Implementation Path &amp; Endpoint</w:t>
@@ -3490,7 +3508,7 @@
         <w:tc>
           <w:tcPr>
             <w:tcW w:type="dxa" w:w="2520"/>
-            <w:shd w:fill="005A36"/>
+            <w:shd w:fill="F1F5F9"/>
             <w:tcMar>
               <w:top w:w="45" w:type="dxa"/>
               <w:bottom w:w="45" w:type="dxa"/>
@@ -3502,7 +3520,7 @@
             <w:r>
               <w:rPr>
                 <w:b/>
-                <w:color w:val="FFFFFF"/>
+                <w:color w:val="0F172A"/>
                 <w:sz w:val="16"/>
               </w:rPr>
               <w:t>Test &amp; PR Verification</w:t>
@@ -3917,7 +3935,7 @@
         <w:tc>
           <w:tcPr>
             <w:tcW w:type="dxa" w:w="2520"/>
-            <w:shd w:fill="005A36"/>
+            <w:shd w:fill="F1F5F9"/>
             <w:tcMar>
               <w:top w:w="45" w:type="dxa"/>
               <w:bottom w:w="45" w:type="dxa"/>
@@ -3929,7 +3947,7 @@
             <w:r>
               <w:rPr>
                 <w:b/>
-                <w:color w:val="FFFFFF"/>
+                <w:color w:val="0F172A"/>
                 <w:sz w:val="16"/>
               </w:rPr>
               <w:t>Spec ID / Rule</w:t>
@@ -3939,7 +3957,7 @@
         <w:tc>
           <w:tcPr>
             <w:tcW w:type="dxa" w:w="2520"/>
-            <w:shd w:fill="005A36"/>
+            <w:shd w:fill="F1F5F9"/>
             <w:tcMar>
               <w:top w:w="45" w:type="dxa"/>
               <w:bottom w:w="45" w:type="dxa"/>
@@ -3951,7 +3969,7 @@
             <w:r>
               <w:rPr>
                 <w:b/>
-                <w:color w:val="FFFFFF"/>
+                <w:color w:val="0F172A"/>
                 <w:sz w:val="16"/>
               </w:rPr>
               <w:t>Requirement Statement</w:t>
@@ -3961,7 +3979,7 @@
         <w:tc>
           <w:tcPr>
             <w:tcW w:type="dxa" w:w="2520"/>
-            <w:shd w:fill="005A36"/>
+            <w:shd w:fill="F1F5F9"/>
             <w:tcMar>
               <w:top w:w="45" w:type="dxa"/>
               <w:bottom w:w="45" w:type="dxa"/>
@@ -3973,7 +3991,7 @@
             <w:r>
               <w:rPr>
                 <w:b/>
-                <w:color w:val="FFFFFF"/>
+                <w:color w:val="0F172A"/>
                 <w:sz w:val="16"/>
               </w:rPr>
               <w:t>Implementation Path &amp; Endpoint</w:t>
@@ -3983,7 +4001,7 @@
         <w:tc>
           <w:tcPr>
             <w:tcW w:type="dxa" w:w="2520"/>
-            <w:shd w:fill="005A36"/>
+            <w:shd w:fill="F1F5F9"/>
             <w:tcMar>
               <w:top w:w="45" w:type="dxa"/>
               <w:bottom w:w="45" w:type="dxa"/>
@@ -3995,7 +4013,7 @@
             <w:r>
               <w:rPr>
                 <w:b/>
-                <w:color w:val="FFFFFF"/>
+                <w:color w:val="0F172A"/>
                 <w:sz w:val="16"/>
               </w:rPr>
               <w:t>Test &amp; PR Verification</w:t>
@@ -4590,7 +4608,7 @@
         <w:tc>
           <w:tcPr>
             <w:tcW w:type="dxa" w:w="2520"/>
-            <w:shd w:fill="005A36"/>
+            <w:shd w:fill="F1F5F9"/>
             <w:tcMar>
               <w:top w:w="45" w:type="dxa"/>
               <w:bottom w:w="45" w:type="dxa"/>
@@ -4602,7 +4620,7 @@
             <w:r>
               <w:rPr>
                 <w:b/>
-                <w:color w:val="FFFFFF"/>
+                <w:color w:val="0F172A"/>
                 <w:sz w:val="16"/>
               </w:rPr>
               <w:t>Spec ID / Rule</w:t>
@@ -4612,7 +4630,7 @@
         <w:tc>
           <w:tcPr>
             <w:tcW w:type="dxa" w:w="2520"/>
-            <w:shd w:fill="005A36"/>
+            <w:shd w:fill="F1F5F9"/>
             <w:tcMar>
               <w:top w:w="45" w:type="dxa"/>
               <w:bottom w:w="45" w:type="dxa"/>
@@ -4624,7 +4642,7 @@
             <w:r>
               <w:rPr>
                 <w:b/>
-                <w:color w:val="FFFFFF"/>
+                <w:color w:val="0F172A"/>
                 <w:sz w:val="16"/>
               </w:rPr>
               <w:t>Requirement Statement</w:t>
@@ -4634,7 +4652,7 @@
         <w:tc>
           <w:tcPr>
             <w:tcW w:type="dxa" w:w="2520"/>
-            <w:shd w:fill="005A36"/>
+            <w:shd w:fill="F1F5F9"/>
             <w:tcMar>
               <w:top w:w="45" w:type="dxa"/>
               <w:bottom w:w="45" w:type="dxa"/>
@@ -4646,7 +4664,7 @@
             <w:r>
               <w:rPr>
                 <w:b/>
-                <w:color w:val="FFFFFF"/>
+                <w:color w:val="0F172A"/>
                 <w:sz w:val="16"/>
               </w:rPr>
               <w:t>Implementation Path &amp; Endpoint</w:t>
@@ -4656,7 +4674,7 @@
         <w:tc>
           <w:tcPr>
             <w:tcW w:type="dxa" w:w="2520"/>
-            <w:shd w:fill="005A36"/>
+            <w:shd w:fill="F1F5F9"/>
             <w:tcMar>
               <w:top w:w="45" w:type="dxa"/>
               <w:bottom w:w="45" w:type="dxa"/>
@@ -4668,7 +4686,7 @@
             <w:r>
               <w:rPr>
                 <w:b/>
-                <w:color w:val="FFFFFF"/>
+                <w:color w:val="0F172A"/>
                 <w:sz w:val="16"/>
               </w:rPr>
               <w:t>Test &amp; PR Verification</w:t>
@@ -5439,7 +5457,7 @@
         <w:tc>
           <w:tcPr>
             <w:tcW w:type="dxa" w:w="2016"/>
-            <w:shd w:fill="005A36"/>
+            <w:shd w:fill="F1F5F9"/>
             <w:tcMar>
               <w:top w:w="40" w:type="dxa"/>
               <w:bottom w:w="40" w:type="dxa"/>
@@ -5451,7 +5469,7 @@
             <w:r>
               <w:rPr>
                 <w:b/>
-                <w:color w:val="FFFFFF"/>
+                <w:color w:val="0F172A"/>
                 <w:sz w:val="15"/>
               </w:rPr>
               <w:t>Spec ID</w:t>
@@ -5461,7 +5479,7 @@
         <w:tc>
           <w:tcPr>
             <w:tcW w:type="dxa" w:w="2016"/>
-            <w:shd w:fill="005A36"/>
+            <w:shd w:fill="F1F5F9"/>
             <w:tcMar>
               <w:top w:w="40" w:type="dxa"/>
               <w:bottom w:w="40" w:type="dxa"/>
@@ -5473,7 +5491,7 @@
             <w:r>
               <w:rPr>
                 <w:b/>
-                <w:color w:val="FFFFFF"/>
+                <w:color w:val="0F172A"/>
                 <w:sz w:val="15"/>
               </w:rPr>
               <w:t>Requirement Summary</w:t>
@@ -5483,7 +5501,7 @@
         <w:tc>
           <w:tcPr>
             <w:tcW w:type="dxa" w:w="2016"/>
-            <w:shd w:fill="005A36"/>
+            <w:shd w:fill="F1F5F9"/>
             <w:tcMar>
               <w:top w:w="40" w:type="dxa"/>
               <w:bottom w:w="40" w:type="dxa"/>
@@ -5495,7 +5513,7 @@
             <w:r>
               <w:rPr>
                 <w:b/>
-                <w:color w:val="FFFFFF"/>
+                <w:color w:val="0F172A"/>
                 <w:sz w:val="15"/>
               </w:rPr>
               <w:t>Feature Area</w:t>
@@ -5505,7 +5523,7 @@
         <w:tc>
           <w:tcPr>
             <w:tcW w:type="dxa" w:w="2016"/>
-            <w:shd w:fill="005A36"/>
+            <w:shd w:fill="F1F5F9"/>
             <w:tcMar>
               <w:top w:w="40" w:type="dxa"/>
               <w:bottom w:w="40" w:type="dxa"/>
@@ -5517,7 +5535,7 @@
             <w:r>
               <w:rPr>
                 <w:b/>
-                <w:color w:val="FFFFFF"/>
+                <w:color w:val="0F172A"/>
                 <w:sz w:val="15"/>
               </w:rPr>
               <w:t>Code / Route Target</w:t>
@@ -5527,7 +5545,7 @@
         <w:tc>
           <w:tcPr>
             <w:tcW w:type="dxa" w:w="2016"/>
-            <w:shd w:fill="005A36"/>
+            <w:shd w:fill="F1F5F9"/>
             <w:tcMar>
               <w:top w:w="40" w:type="dxa"/>
               <w:bottom w:w="40" w:type="dxa"/>
@@ -5539,7 +5557,7 @@
             <w:r>
               <w:rPr>
                 <w:b/>
-                <w:color w:val="FFFFFF"/>
+                <w:color w:val="0F172A"/>
                 <w:sz w:val="15"/>
               </w:rPr>
               <w:t>Verification &amp; PR</w:t>
@@ -7737,7 +7755,7 @@
       </w:pPr>
       <w:r>
         <w:rPr>
-          <w:color w:val="005A36"/>
+          <w:color w:val="0F172A"/>
           <w:sz w:val="28"/>
         </w:rPr>
         <w:t>3. บันทึกผลการตรวจทานร่วม (Peer Review Summary สำหรับ PR #35 – #40)</w:t>
@@ -7782,7 +7800,7 @@
         <w:tc>
           <w:tcPr>
             <w:tcW w:type="dxa" w:w="5040"/>
-            <w:shd w:fill="F9FBF9"/>
+            <w:shd w:fill="F8FAFC"/>
             <w:tcMar>
               <w:top w:w="35" w:type="dxa"/>
               <w:bottom w:w="35" w:type="dxa"/>
@@ -7794,7 +7812,7 @@
             <w:r>
               <w:rPr>
                 <w:b/>
-                <w:color w:val="005A36"/>
+                <w:color w:val="0F172A"/>
                 <w:sz w:val="16"/>
               </w:rPr>
               <w:t xml:space="preserve">PR URL: </w:t>
@@ -7810,7 +7828,7 @@
         <w:tc>
           <w:tcPr>
             <w:tcW w:type="dxa" w:w="5040"/>
-            <w:shd w:fill="F9FBF9"/>
+            <w:shd w:fill="F8FAFC"/>
             <w:tcMar>
               <w:top w:w="35" w:type="dxa"/>
               <w:bottom w:w="35" w:type="dxa"/>
@@ -7822,7 +7840,7 @@
             <w:r>
               <w:rPr>
                 <w:b/>
-                <w:color w:val="005A36"/>
+                <w:color w:val="0F172A"/>
                 <w:sz w:val="16"/>
               </w:rPr>
               <w:t xml:space="preserve">Reviewer: </w:t>
@@ -7840,7 +7858,7 @@
         <w:tc>
           <w:tcPr>
             <w:tcW w:type="dxa" w:w="5040"/>
-            <w:shd w:fill="F9FBF9"/>
+            <w:shd w:fill="F8FAFC"/>
             <w:tcMar>
               <w:top w:w="35" w:type="dxa"/>
               <w:bottom w:w="35" w:type="dxa"/>
@@ -7852,7 +7870,7 @@
             <w:r>
               <w:rPr>
                 <w:b/>
-                <w:color w:val="005A36"/>
+                <w:color w:val="0F172A"/>
                 <w:sz w:val="16"/>
               </w:rPr>
               <w:t xml:space="preserve">Approval Status: </w:t>
@@ -7868,7 +7886,7 @@
         <w:tc>
           <w:tcPr>
             <w:tcW w:type="dxa" w:w="5040"/>
-            <w:shd w:fill="F9FBF9"/>
+            <w:shd w:fill="F8FAFC"/>
             <w:tcMar>
               <w:top w:w="35" w:type="dxa"/>
               <w:bottom w:w="35" w:type="dxa"/>
@@ -7880,7 +7898,7 @@
             <w:r>
               <w:rPr>
                 <w:b/>
-                <w:color w:val="005A36"/>
+                <w:color w:val="0F172A"/>
                 <w:sz w:val="16"/>
               </w:rPr>
               <w:t xml:space="preserve">Merged At / By: </w:t>
@@ -7898,7 +7916,7 @@
         <w:tc>
           <w:tcPr>
             <w:tcW w:type="dxa" w:w="5040"/>
-            <w:shd w:fill="F9FBF9"/>
+            <w:shd w:fill="F8FAFC"/>
             <w:tcMar>
               <w:top w:w="35" w:type="dxa"/>
               <w:bottom w:w="35" w:type="dxa"/>
@@ -7910,7 +7928,7 @@
             <w:r>
               <w:rPr>
                 <w:b/>
-                <w:color w:val="005A36"/>
+                <w:color w:val="0F172A"/>
                 <w:sz w:val="16"/>
               </w:rPr>
               <w:t xml:space="preserve">Target Branch: </w:t>
@@ -7926,7 +7944,7 @@
         <w:tc>
           <w:tcPr>
             <w:tcW w:type="dxa" w:w="5040"/>
-            <w:shd w:fill="F9FBF9"/>
+            <w:shd w:fill="F8FAFC"/>
             <w:tcMar>
               <w:top w:w="35" w:type="dxa"/>
               <w:bottom w:w="35" w:type="dxa"/>
@@ -7938,7 +7956,7 @@
             <w:r>
               <w:rPr>
                 <w:b/>
-                <w:color w:val="005A36"/>
+                <w:color w:val="0F172A"/>
                 <w:sz w:val="16"/>
               </w:rPr>
               <w:t xml:space="preserve">Sprint Phase: </w:t>
@@ -7953,11 +7971,6 @@
         </w:tc>
       </w:tr>
     </w:tbl>
-    <w:p>
-      <w:pPr>
-        <w:spacing w:after="40"/>
-      </w:pPr>
-    </w:p>
     <w:p>
       <w:pPr/>
       <w:r>
@@ -7990,7 +8003,7 @@
             </w:tcMar>
             <w:tcBorders>
               <w:top w:val="single" w:sz="4" w:space="0" w:color="D0D7DE"/>
-              <w:left w:val="single" w:sz="18" w:space="0" w:color="005A36"/>
+              <w:left w:val="single" w:sz="18" w:space="0" w:color="CBD5E1"/>
               <w:bottom w:val="single" w:sz="4" w:space="0" w:color="D0D7DE"/>
               <w:right w:val="single" w:sz="4" w:space="0" w:color="D0D7DE"/>
             </w:tcBorders>
@@ -8059,11 +8072,6 @@
       <w:pPr>
         <w:spacing w:after="60"/>
       </w:pPr>
-    </w:p>
-    <w:p>
-      <w:pPr>
-        <w:spacing w:after="60"/>
-      </w:pPr>
       <w:r>
         <w:rPr>
           <w:i/>
@@ -8105,7 +8113,7 @@
             </w:tcMar>
             <w:tcBorders>
               <w:top w:val="single" w:sz="4" w:space="0" w:color="D0D7DE"/>
-              <w:left w:val="single" w:sz="18" w:space="0" w:color="005A36"/>
+              <w:left w:val="single" w:sz="18" w:space="0" w:color="CBD5E1"/>
               <w:bottom w:val="single" w:sz="4" w:space="0" w:color="D0D7DE"/>
               <w:right w:val="single" w:sz="4" w:space="0" w:color="D0D7DE"/>
             </w:tcBorders>
@@ -8136,11 +8144,6 @@
         </w:tc>
       </w:tr>
     </w:tbl>
-    <w:p>
-      <w:pPr>
-        <w:spacing w:after="60"/>
-      </w:pPr>
-    </w:p>
     <w:p>
       <w:pPr>
         <w:spacing w:after="80"/>
@@ -8176,7 +8179,7 @@
         <w:tc>
           <w:tcPr>
             <w:tcW w:type="dxa" w:w="5040"/>
-            <w:shd w:fill="F9FBF9"/>
+            <w:shd w:fill="F8FAFC"/>
             <w:tcMar>
               <w:top w:w="35" w:type="dxa"/>
               <w:bottom w:w="35" w:type="dxa"/>
@@ -8188,7 +8191,7 @@
             <w:r>
               <w:rPr>
                 <w:b/>
-                <w:color w:val="005A36"/>
+                <w:color w:val="0F172A"/>
                 <w:sz w:val="16"/>
               </w:rPr>
               <w:t xml:space="preserve">PR URL: </w:t>
@@ -8204,7 +8207,7 @@
         <w:tc>
           <w:tcPr>
             <w:tcW w:type="dxa" w:w="5040"/>
-            <w:shd w:fill="F9FBF9"/>
+            <w:shd w:fill="F8FAFC"/>
             <w:tcMar>
               <w:top w:w="35" w:type="dxa"/>
               <w:bottom w:w="35" w:type="dxa"/>
@@ -8216,7 +8219,7 @@
             <w:r>
               <w:rPr>
                 <w:b/>
-                <w:color w:val="005A36"/>
+                <w:color w:val="0F172A"/>
                 <w:sz w:val="16"/>
               </w:rPr>
               <w:t xml:space="preserve">Reviewer: </w:t>
@@ -8234,7 +8237,7 @@
         <w:tc>
           <w:tcPr>
             <w:tcW w:type="dxa" w:w="5040"/>
-            <w:shd w:fill="F9FBF9"/>
+            <w:shd w:fill="F8FAFC"/>
             <w:tcMar>
               <w:top w:w="35" w:type="dxa"/>
               <w:bottom w:w="35" w:type="dxa"/>
@@ -8246,7 +8249,7 @@
             <w:r>
               <w:rPr>
                 <w:b/>
-                <w:color w:val="005A36"/>
+                <w:color w:val="0F172A"/>
                 <w:sz w:val="16"/>
               </w:rPr>
               <w:t xml:space="preserve">Approval Status: </w:t>
@@ -8262,7 +8265,7 @@
         <w:tc>
           <w:tcPr>
             <w:tcW w:type="dxa" w:w="5040"/>
-            <w:shd w:fill="F9FBF9"/>
+            <w:shd w:fill="F8FAFC"/>
             <w:tcMar>
               <w:top w:w="35" w:type="dxa"/>
               <w:bottom w:w="35" w:type="dxa"/>
@@ -8274,7 +8277,7 @@
             <w:r>
               <w:rPr>
                 <w:b/>
-                <w:color w:val="005A36"/>
+                <w:color w:val="0F172A"/>
                 <w:sz w:val="16"/>
               </w:rPr>
               <w:t xml:space="preserve">Merged At / By: </w:t>
@@ -8292,7 +8295,7 @@
         <w:tc>
           <w:tcPr>
             <w:tcW w:type="dxa" w:w="5040"/>
-            <w:shd w:fill="F9FBF9"/>
+            <w:shd w:fill="F8FAFC"/>
             <w:tcMar>
               <w:top w:w="35" w:type="dxa"/>
               <w:bottom w:w="35" w:type="dxa"/>
@@ -8304,7 +8307,7 @@
             <w:r>
               <w:rPr>
                 <w:b/>
-                <w:color w:val="005A36"/>
+                <w:color w:val="0F172A"/>
                 <w:sz w:val="16"/>
               </w:rPr>
               <w:t xml:space="preserve">Target Branch: </w:t>
@@ -8320,7 +8323,7 @@
         <w:tc>
           <w:tcPr>
             <w:tcW w:type="dxa" w:w="5040"/>
-            <w:shd w:fill="F9FBF9"/>
+            <w:shd w:fill="F8FAFC"/>
             <w:tcMar>
               <w:top w:w="35" w:type="dxa"/>
               <w:bottom w:w="35" w:type="dxa"/>
@@ -8332,7 +8335,7 @@
             <w:r>
               <w:rPr>
                 <w:b/>
-                <w:color w:val="005A36"/>
+                <w:color w:val="0F172A"/>
                 <w:sz w:val="16"/>
               </w:rPr>
               <w:t xml:space="preserve">Sprint Phase: </w:t>
@@ -8347,11 +8350,6 @@
         </w:tc>
       </w:tr>
     </w:tbl>
-    <w:p>
-      <w:pPr>
-        <w:spacing w:after="40"/>
-      </w:pPr>
-    </w:p>
     <w:p>
       <w:pPr/>
       <w:r>
@@ -8384,7 +8382,7 @@
             </w:tcMar>
             <w:tcBorders>
               <w:top w:val="single" w:sz="4" w:space="0" w:color="D0D7DE"/>
-              <w:left w:val="single" w:sz="18" w:space="0" w:color="005A36"/>
+              <w:left w:val="single" w:sz="18" w:space="0" w:color="CBD5E1"/>
               <w:bottom w:val="single" w:sz="4" w:space="0" w:color="D0D7DE"/>
               <w:right w:val="single" w:sz="4" w:space="0" w:color="D0D7DE"/>
             </w:tcBorders>
@@ -8431,11 +8429,6 @@
       </w:tr>
     </w:tbl>
     <w:p>
-      <w:pPr>
-        <w:spacing w:after="60"/>
-      </w:pPr>
-    </w:p>
-    <w:p>
       <w:pPr/>
       <w:r>
         <w:rPr>
@@ -8467,7 +8460,7 @@
             </w:tcMar>
             <w:tcBorders>
               <w:top w:val="single" w:sz="4" w:space="0" w:color="D0D7DE"/>
-              <w:left w:val="single" w:sz="18" w:space="0" w:color="005A36"/>
+              <w:left w:val="single" w:sz="18" w:space="0" w:color="CBD5E1"/>
               <w:bottom w:val="single" w:sz="4" w:space="0" w:color="D0D7DE"/>
               <w:right w:val="single" w:sz="4" w:space="0" w:color="D0D7DE"/>
             </w:tcBorders>
@@ -8496,11 +8489,6 @@
         </w:tc>
       </w:tr>
     </w:tbl>
-    <w:p>
-      <w:pPr>
-        <w:spacing w:after="60"/>
-      </w:pPr>
-    </w:p>
     <w:p>
       <w:pPr>
         <w:spacing w:after="80"/>
@@ -8536,7 +8524,7 @@
         <w:tc>
           <w:tcPr>
             <w:tcW w:type="dxa" w:w="5040"/>
-            <w:shd w:fill="F9FBF9"/>
+            <w:shd w:fill="F8FAFC"/>
             <w:tcMar>
               <w:top w:w="35" w:type="dxa"/>
               <w:bottom w:w="35" w:type="dxa"/>
@@ -8548,7 +8536,7 @@
             <w:r>
               <w:rPr>
                 <w:b/>
-                <w:color w:val="005A36"/>
+                <w:color w:val="0F172A"/>
                 <w:sz w:val="16"/>
               </w:rPr>
               <w:t xml:space="preserve">PR URL: </w:t>
@@ -8564,7 +8552,7 @@
         <w:tc>
           <w:tcPr>
             <w:tcW w:type="dxa" w:w="5040"/>
-            <w:shd w:fill="F9FBF9"/>
+            <w:shd w:fill="F8FAFC"/>
             <w:tcMar>
               <w:top w:w="35" w:type="dxa"/>
               <w:bottom w:w="35" w:type="dxa"/>
@@ -8576,7 +8564,7 @@
             <w:r>
               <w:rPr>
                 <w:b/>
-                <w:color w:val="005A36"/>
+                <w:color w:val="0F172A"/>
                 <w:sz w:val="16"/>
               </w:rPr>
               <w:t xml:space="preserve">Reviewer: </w:t>
@@ -8594,7 +8582,7 @@
         <w:tc>
           <w:tcPr>
             <w:tcW w:type="dxa" w:w="5040"/>
-            <w:shd w:fill="F9FBF9"/>
+            <w:shd w:fill="F8FAFC"/>
             <w:tcMar>
               <w:top w:w="35" w:type="dxa"/>
               <w:bottom w:w="35" w:type="dxa"/>
@@ -8606,7 +8594,7 @@
             <w:r>
               <w:rPr>
                 <w:b/>
-                <w:color w:val="005A36"/>
+                <w:color w:val="0F172A"/>
                 <w:sz w:val="16"/>
               </w:rPr>
               <w:t xml:space="preserve">Approval Status: </w:t>
@@ -8622,7 +8610,7 @@
         <w:tc>
           <w:tcPr>
             <w:tcW w:type="dxa" w:w="5040"/>
-            <w:shd w:fill="F9FBF9"/>
+            <w:shd w:fill="F8FAFC"/>
             <w:tcMar>
               <w:top w:w="35" w:type="dxa"/>
               <w:bottom w:w="35" w:type="dxa"/>
@@ -8634,7 +8622,7 @@
             <w:r>
               <w:rPr>
                 <w:b/>
-                <w:color w:val="005A36"/>
+                <w:color w:val="0F172A"/>
                 <w:sz w:val="16"/>
               </w:rPr>
               <w:t xml:space="preserve">Merged At / By: </w:t>
@@ -8652,7 +8640,7 @@
         <w:tc>
           <w:tcPr>
             <w:tcW w:type="dxa" w:w="5040"/>
-            <w:shd w:fill="F9FBF9"/>
+            <w:shd w:fill="F8FAFC"/>
             <w:tcMar>
               <w:top w:w="35" w:type="dxa"/>
               <w:bottom w:w="35" w:type="dxa"/>
@@ -8664,7 +8652,7 @@
             <w:r>
               <w:rPr>
                 <w:b/>
-                <w:color w:val="005A36"/>
+                <w:color w:val="0F172A"/>
                 <w:sz w:val="16"/>
               </w:rPr>
               <w:t xml:space="preserve">Target Branch: </w:t>
@@ -8680,7 +8668,7 @@
         <w:tc>
           <w:tcPr>
             <w:tcW w:type="dxa" w:w="5040"/>
-            <w:shd w:fill="F9FBF9"/>
+            <w:shd w:fill="F8FAFC"/>
             <w:tcMar>
               <w:top w:w="35" w:type="dxa"/>
               <w:bottom w:w="35" w:type="dxa"/>
@@ -8692,7 +8680,7 @@
             <w:r>
               <w:rPr>
                 <w:b/>
-                <w:color w:val="005A36"/>
+                <w:color w:val="0F172A"/>
                 <w:sz w:val="16"/>
               </w:rPr>
               <w:t xml:space="preserve">Sprint Phase: </w:t>
@@ -8707,11 +8695,6 @@
         </w:tc>
       </w:tr>
     </w:tbl>
-    <w:p>
-      <w:pPr>
-        <w:spacing w:after="40"/>
-      </w:pPr>
-    </w:p>
     <w:p>
       <w:pPr/>
       <w:r>
@@ -8744,7 +8727,7 @@
             </w:tcMar>
             <w:tcBorders>
               <w:top w:val="single" w:sz="4" w:space="0" w:color="D0D7DE"/>
-              <w:left w:val="single" w:sz="18" w:space="0" w:color="005A36"/>
+              <w:left w:val="single" w:sz="18" w:space="0" w:color="CBD5E1"/>
               <w:bottom w:val="single" w:sz="4" w:space="0" w:color="D0D7DE"/>
               <w:right w:val="single" w:sz="4" w:space="0" w:color="D0D7DE"/>
             </w:tcBorders>
@@ -8787,11 +8770,6 @@
       </w:tr>
     </w:tbl>
     <w:p>
-      <w:pPr>
-        <w:spacing w:after="60"/>
-      </w:pPr>
-    </w:p>
-    <w:p>
       <w:pPr/>
       <w:r>
         <w:rPr>
@@ -8823,7 +8801,7 @@
             </w:tcMar>
             <w:tcBorders>
               <w:top w:val="single" w:sz="4" w:space="0" w:color="D0D7DE"/>
-              <w:left w:val="single" w:sz="18" w:space="0" w:color="005A36"/>
+              <w:left w:val="single" w:sz="18" w:space="0" w:color="CBD5E1"/>
               <w:bottom w:val="single" w:sz="4" w:space="0" w:color="D0D7DE"/>
               <w:right w:val="single" w:sz="4" w:space="0" w:color="D0D7DE"/>
             </w:tcBorders>
@@ -8854,11 +8832,6 @@
         </w:tc>
       </w:tr>
     </w:tbl>
-    <w:p>
-      <w:pPr>
-        <w:spacing w:after="60"/>
-      </w:pPr>
-    </w:p>
     <w:p>
       <w:pPr>
         <w:spacing w:after="80"/>
@@ -8894,7 +8867,7 @@
         <w:tc>
           <w:tcPr>
             <w:tcW w:type="dxa" w:w="5040"/>
-            <w:shd w:fill="F9FBF9"/>
+            <w:shd w:fill="F8FAFC"/>
             <w:tcMar>
               <w:top w:w="35" w:type="dxa"/>
               <w:bottom w:w="35" w:type="dxa"/>
@@ -8906,7 +8879,7 @@
             <w:r>
               <w:rPr>
                 <w:b/>
-                <w:color w:val="005A36"/>
+                <w:color w:val="0F172A"/>
                 <w:sz w:val="16"/>
               </w:rPr>
               <w:t xml:space="preserve">PR URL: </w:t>
@@ -8922,7 +8895,7 @@
         <w:tc>
           <w:tcPr>
             <w:tcW w:type="dxa" w:w="5040"/>
-            <w:shd w:fill="F9FBF9"/>
+            <w:shd w:fill="F8FAFC"/>
             <w:tcMar>
               <w:top w:w="35" w:type="dxa"/>
               <w:bottom w:w="35" w:type="dxa"/>
@@ -8934,7 +8907,7 @@
             <w:r>
               <w:rPr>
                 <w:b/>
-                <w:color w:val="005A36"/>
+                <w:color w:val="0F172A"/>
                 <w:sz w:val="16"/>
               </w:rPr>
               <w:t xml:space="preserve">Reviewer: </w:t>
@@ -8952,7 +8925,7 @@
         <w:tc>
           <w:tcPr>
             <w:tcW w:type="dxa" w:w="5040"/>
-            <w:shd w:fill="F9FBF9"/>
+            <w:shd w:fill="F8FAFC"/>
             <w:tcMar>
               <w:top w:w="35" w:type="dxa"/>
               <w:bottom w:w="35" w:type="dxa"/>
@@ -8964,7 +8937,7 @@
             <w:r>
               <w:rPr>
                 <w:b/>
-                <w:color w:val="005A36"/>
+                <w:color w:val="0F172A"/>
                 <w:sz w:val="16"/>
               </w:rPr>
               <w:t xml:space="preserve">Approval Status: </w:t>
@@ -8980,7 +8953,7 @@
         <w:tc>
           <w:tcPr>
             <w:tcW w:type="dxa" w:w="5040"/>
-            <w:shd w:fill="F9FBF9"/>
+            <w:shd w:fill="F8FAFC"/>
             <w:tcMar>
               <w:top w:w="35" w:type="dxa"/>
               <w:bottom w:w="35" w:type="dxa"/>
@@ -8992,7 +8965,7 @@
             <w:r>
               <w:rPr>
                 <w:b/>
-                <w:color w:val="005A36"/>
+                <w:color w:val="0F172A"/>
                 <w:sz w:val="16"/>
               </w:rPr>
               <w:t xml:space="preserve">Merged At / By: </w:t>
@@ -9010,7 +8983,7 @@
         <w:tc>
           <w:tcPr>
             <w:tcW w:type="dxa" w:w="5040"/>
-            <w:shd w:fill="F9FBF9"/>
+            <w:shd w:fill="F8FAFC"/>
             <w:tcMar>
               <w:top w:w="35" w:type="dxa"/>
               <w:bottom w:w="35" w:type="dxa"/>
@@ -9022,7 +8995,7 @@
             <w:r>
               <w:rPr>
                 <w:b/>
-                <w:color w:val="005A36"/>
+                <w:color w:val="0F172A"/>
                 <w:sz w:val="16"/>
               </w:rPr>
               <w:t xml:space="preserve">Target Branch: </w:t>
@@ -9038,7 +9011,7 @@
         <w:tc>
           <w:tcPr>
             <w:tcW w:type="dxa" w:w="5040"/>
-            <w:shd w:fill="F9FBF9"/>
+            <w:shd w:fill="F8FAFC"/>
             <w:tcMar>
               <w:top w:w="35" w:type="dxa"/>
               <w:bottom w:w="35" w:type="dxa"/>
@@ -9050,7 +9023,7 @@
             <w:r>
               <w:rPr>
                 <w:b/>
-                <w:color w:val="005A36"/>
+                <w:color w:val="0F172A"/>
                 <w:sz w:val="16"/>
               </w:rPr>
               <w:t xml:space="preserve">Sprint Phase: </w:t>
@@ -9065,11 +9038,6 @@
         </w:tc>
       </w:tr>
     </w:tbl>
-    <w:p>
-      <w:pPr>
-        <w:spacing w:after="40"/>
-      </w:pPr>
-    </w:p>
     <w:p>
       <w:pPr/>
       <w:r>
@@ -9102,7 +9070,7 @@
             </w:tcMar>
             <w:tcBorders>
               <w:top w:val="single" w:sz="4" w:space="0" w:color="D0D7DE"/>
-              <w:left w:val="single" w:sz="18" w:space="0" w:color="005A36"/>
+              <w:left w:val="single" w:sz="18" w:space="0" w:color="CBD5E1"/>
               <w:bottom w:val="single" w:sz="4" w:space="0" w:color="D0D7DE"/>
               <w:right w:val="single" w:sz="4" w:space="0" w:color="D0D7DE"/>
             </w:tcBorders>
@@ -9145,11 +9113,6 @@
       </w:tr>
     </w:tbl>
     <w:p>
-      <w:pPr>
-        <w:spacing w:after="60"/>
-      </w:pPr>
-    </w:p>
-    <w:p>
       <w:pPr/>
       <w:r>
         <w:rPr>
@@ -9181,7 +9144,7 @@
             </w:tcMar>
             <w:tcBorders>
               <w:top w:val="single" w:sz="4" w:space="0" w:color="D0D7DE"/>
-              <w:left w:val="single" w:sz="18" w:space="0" w:color="005A36"/>
+              <w:left w:val="single" w:sz="18" w:space="0" w:color="CBD5E1"/>
               <w:bottom w:val="single" w:sz="4" w:space="0" w:color="D0D7DE"/>
               <w:right w:val="single" w:sz="4" w:space="0" w:color="D0D7DE"/>
             </w:tcBorders>
@@ -9208,11 +9171,6 @@
         </w:tc>
       </w:tr>
     </w:tbl>
-    <w:p>
-      <w:pPr>
-        <w:spacing w:after="60"/>
-      </w:pPr>
-    </w:p>
     <w:p>
       <w:pPr>
         <w:spacing w:after="80"/>
@@ -9248,7 +9206,7 @@
         <w:tc>
           <w:tcPr>
             <w:tcW w:type="dxa" w:w="5040"/>
-            <w:shd w:fill="F9FBF9"/>
+            <w:shd w:fill="F8FAFC"/>
             <w:tcMar>
               <w:top w:w="35" w:type="dxa"/>
               <w:bottom w:w="35" w:type="dxa"/>
@@ -9260,7 +9218,7 @@
             <w:r>
               <w:rPr>
                 <w:b/>
-                <w:color w:val="005A36"/>
+                <w:color w:val="0F172A"/>
                 <w:sz w:val="16"/>
               </w:rPr>
               <w:t xml:space="preserve">PR URL: </w:t>
@@ -9276,7 +9234,7 @@
         <w:tc>
           <w:tcPr>
             <w:tcW w:type="dxa" w:w="5040"/>
-            <w:shd w:fill="F9FBF9"/>
+            <w:shd w:fill="F8FAFC"/>
             <w:tcMar>
               <w:top w:w="35" w:type="dxa"/>
               <w:bottom w:w="35" w:type="dxa"/>
@@ -9288,7 +9246,7 @@
             <w:r>
               <w:rPr>
                 <w:b/>
-                <w:color w:val="005A36"/>
+                <w:color w:val="0F172A"/>
                 <w:sz w:val="16"/>
               </w:rPr>
               <w:t xml:space="preserve">Reviewer: </w:t>
@@ -9306,7 +9264,7 @@
         <w:tc>
           <w:tcPr>
             <w:tcW w:type="dxa" w:w="5040"/>
-            <w:shd w:fill="F9FBF9"/>
+            <w:shd w:fill="F8FAFC"/>
             <w:tcMar>
               <w:top w:w="35" w:type="dxa"/>
               <w:bottom w:w="35" w:type="dxa"/>
@@ -9318,7 +9276,7 @@
             <w:r>
               <w:rPr>
                 <w:b/>
-                <w:color w:val="005A36"/>
+                <w:color w:val="0F172A"/>
                 <w:sz w:val="16"/>
               </w:rPr>
               <w:t xml:space="preserve">Approval Status: </w:t>
@@ -9334,7 +9292,7 @@
         <w:tc>
           <w:tcPr>
             <w:tcW w:type="dxa" w:w="5040"/>
-            <w:shd w:fill="F9FBF9"/>
+            <w:shd w:fill="F8FAFC"/>
             <w:tcMar>
               <w:top w:w="35" w:type="dxa"/>
               <w:bottom w:w="35" w:type="dxa"/>
@@ -9346,7 +9304,7 @@
             <w:r>
               <w:rPr>
                 <w:b/>
-                <w:color w:val="005A36"/>
+                <w:color w:val="0F172A"/>
                 <w:sz w:val="16"/>
               </w:rPr>
               <w:t xml:space="preserve">Merged At / By: </w:t>
@@ -9364,7 +9322,7 @@
         <w:tc>
           <w:tcPr>
             <w:tcW w:type="dxa" w:w="5040"/>
-            <w:shd w:fill="F9FBF9"/>
+            <w:shd w:fill="F8FAFC"/>
             <w:tcMar>
               <w:top w:w="35" w:type="dxa"/>
               <w:bottom w:w="35" w:type="dxa"/>
@@ -9376,7 +9334,7 @@
             <w:r>
               <w:rPr>
                 <w:b/>
-                <w:color w:val="005A36"/>
+                <w:color w:val="0F172A"/>
                 <w:sz w:val="16"/>
               </w:rPr>
               <w:t xml:space="preserve">Target Branch: </w:t>
@@ -9392,7 +9350,7 @@
         <w:tc>
           <w:tcPr>
             <w:tcW w:type="dxa" w:w="5040"/>
-            <w:shd w:fill="F9FBF9"/>
+            <w:shd w:fill="F8FAFC"/>
             <w:tcMar>
               <w:top w:w="35" w:type="dxa"/>
               <w:bottom w:w="35" w:type="dxa"/>
@@ -9404,7 +9362,7 @@
             <w:r>
               <w:rPr>
                 <w:b/>
-                <w:color w:val="005A36"/>
+                <w:color w:val="0F172A"/>
                 <w:sz w:val="16"/>
               </w:rPr>
               <w:t xml:space="preserve">Sprint Phase: </w:t>
@@ -9419,11 +9377,6 @@
         </w:tc>
       </w:tr>
     </w:tbl>
-    <w:p>
-      <w:pPr>
-        <w:spacing w:after="40"/>
-      </w:pPr>
-    </w:p>
     <w:p>
       <w:pPr/>
       <w:r>
@@ -9456,7 +9409,7 @@
             </w:tcMar>
             <w:tcBorders>
               <w:top w:val="single" w:sz="4" w:space="0" w:color="D0D7DE"/>
-              <w:left w:val="single" w:sz="18" w:space="0" w:color="005A36"/>
+              <w:left w:val="single" w:sz="18" w:space="0" w:color="CBD5E1"/>
               <w:bottom w:val="single" w:sz="4" w:space="0" w:color="D0D7DE"/>
               <w:right w:val="single" w:sz="4" w:space="0" w:color="D0D7DE"/>
             </w:tcBorders>
@@ -9491,11 +9444,6 @@
         </w:tc>
       </w:tr>
     </w:tbl>
-    <w:p>
-      <w:pPr>
-        <w:spacing w:after="60"/>
-      </w:pPr>
-    </w:p>
     <w:p>
       <w:pPr/>
       <w:r>
@@ -9528,7 +9476,7 @@
             </w:tcMar>
             <w:tcBorders>
               <w:top w:val="single" w:sz="4" w:space="0" w:color="D0D7DE"/>
-              <w:left w:val="single" w:sz="18" w:space="0" w:color="005A36"/>
+              <w:left w:val="single" w:sz="18" w:space="0" w:color="CBD5E1"/>
               <w:bottom w:val="single" w:sz="4" w:space="0" w:color="D0D7DE"/>
               <w:right w:val="single" w:sz="4" w:space="0" w:color="D0D7DE"/>
             </w:tcBorders>
@@ -9555,11 +9503,6 @@
         </w:tc>
       </w:tr>
     </w:tbl>
-    <w:p>
-      <w:pPr>
-        <w:spacing w:after="60"/>
-      </w:pPr>
-    </w:p>
     <w:p>
       <w:pPr>
         <w:spacing w:after="80"/>
@@ -9595,7 +9538,7 @@
         <w:tc>
           <w:tcPr>
             <w:tcW w:type="dxa" w:w="5040"/>
-            <w:shd w:fill="F9FBF9"/>
+            <w:shd w:fill="F8FAFC"/>
             <w:tcMar>
               <w:top w:w="35" w:type="dxa"/>
               <w:bottom w:w="35" w:type="dxa"/>
@@ -9607,7 +9550,7 @@
             <w:r>
               <w:rPr>
                 <w:b/>
-                <w:color w:val="005A36"/>
+                <w:color w:val="0F172A"/>
                 <w:sz w:val="16"/>
               </w:rPr>
               <w:t xml:space="preserve">PR URL: </w:t>
@@ -9623,7 +9566,7 @@
         <w:tc>
           <w:tcPr>
             <w:tcW w:type="dxa" w:w="5040"/>
-            <w:shd w:fill="F9FBF9"/>
+            <w:shd w:fill="F8FAFC"/>
             <w:tcMar>
               <w:top w:w="35" w:type="dxa"/>
               <w:bottom w:w="35" w:type="dxa"/>
@@ -9635,7 +9578,7 @@
             <w:r>
               <w:rPr>
                 <w:b/>
-                <w:color w:val="005A36"/>
+                <w:color w:val="0F172A"/>
                 <w:sz w:val="16"/>
               </w:rPr>
               <w:t xml:space="preserve">Reviewer: </w:t>
@@ -9653,7 +9596,7 @@
         <w:tc>
           <w:tcPr>
             <w:tcW w:type="dxa" w:w="5040"/>
-            <w:shd w:fill="F9FBF9"/>
+            <w:shd w:fill="F8FAFC"/>
             <w:tcMar>
               <w:top w:w="35" w:type="dxa"/>
               <w:bottom w:w="35" w:type="dxa"/>
@@ -9665,7 +9608,7 @@
             <w:r>
               <w:rPr>
                 <w:b/>
-                <w:color w:val="005A36"/>
+                <w:color w:val="0F172A"/>
                 <w:sz w:val="16"/>
               </w:rPr>
               <w:t xml:space="preserve">Approval Status: </w:t>
@@ -9681,7 +9624,7 @@
         <w:tc>
           <w:tcPr>
             <w:tcW w:type="dxa" w:w="5040"/>
-            <w:shd w:fill="F9FBF9"/>
+            <w:shd w:fill="F8FAFC"/>
             <w:tcMar>
               <w:top w:w="35" w:type="dxa"/>
               <w:bottom w:w="35" w:type="dxa"/>
@@ -9693,7 +9636,7 @@
             <w:r>
               <w:rPr>
                 <w:b/>
-                <w:color w:val="005A36"/>
+                <w:color w:val="0F172A"/>
                 <w:sz w:val="16"/>
               </w:rPr>
               <w:t xml:space="preserve">Merged At / By: </w:t>
@@ -9711,7 +9654,7 @@
         <w:tc>
           <w:tcPr>
             <w:tcW w:type="dxa" w:w="5040"/>
-            <w:shd w:fill="F9FBF9"/>
+            <w:shd w:fill="F8FAFC"/>
             <w:tcMar>
               <w:top w:w="35" w:type="dxa"/>
               <w:bottom w:w="35" w:type="dxa"/>
@@ -9723,7 +9666,7 @@
             <w:r>
               <w:rPr>
                 <w:b/>
-                <w:color w:val="005A36"/>
+                <w:color w:val="0F172A"/>
                 <w:sz w:val="16"/>
               </w:rPr>
               <w:t xml:space="preserve">Target Branch: </w:t>
@@ -9739,7 +9682,7 @@
         <w:tc>
           <w:tcPr>
             <w:tcW w:type="dxa" w:w="5040"/>
-            <w:shd w:fill="F9FBF9"/>
+            <w:shd w:fill="F8FAFC"/>
             <w:tcMar>
               <w:top w:w="35" w:type="dxa"/>
               <w:bottom w:w="35" w:type="dxa"/>
@@ -9751,7 +9694,7 @@
             <w:r>
               <w:rPr>
                 <w:b/>
-                <w:color w:val="005A36"/>
+                <w:color w:val="0F172A"/>
                 <w:sz w:val="16"/>
               </w:rPr>
               <w:t xml:space="preserve">Sprint Phase: </w:t>
@@ -9766,11 +9709,6 @@
         </w:tc>
       </w:tr>
     </w:tbl>
-    <w:p>
-      <w:pPr>
-        <w:spacing w:after="40"/>
-      </w:pPr>
-    </w:p>
     <w:p>
       <w:pPr/>
       <w:r>
@@ -9803,7 +9741,7 @@
             </w:tcMar>
             <w:tcBorders>
               <w:top w:val="single" w:sz="4" w:space="0" w:color="D0D7DE"/>
-              <w:left w:val="single" w:sz="18" w:space="0" w:color="005A36"/>
+              <w:left w:val="single" w:sz="18" w:space="0" w:color="CBD5E1"/>
               <w:bottom w:val="single" w:sz="4" w:space="0" w:color="D0D7DE"/>
               <w:right w:val="single" w:sz="4" w:space="0" w:color="D0D7DE"/>
             </w:tcBorders>
@@ -9854,11 +9792,6 @@
       </w:tr>
     </w:tbl>
     <w:p>
-      <w:pPr>
-        <w:spacing w:after="60"/>
-      </w:pPr>
-    </w:p>
-    <w:p>
       <w:pPr/>
       <w:r>
         <w:rPr>
@@ -9890,7 +9823,7 @@
             </w:tcMar>
             <w:tcBorders>
               <w:top w:val="single" w:sz="4" w:space="0" w:color="D0D7DE"/>
-              <w:left w:val="single" w:sz="18" w:space="0" w:color="005A36"/>
+              <w:left w:val="single" w:sz="18" w:space="0" w:color="CBD5E1"/>
               <w:bottom w:val="single" w:sz="4" w:space="0" w:color="D0D7DE"/>
               <w:right w:val="single" w:sz="4" w:space="0" w:color="D0D7DE"/>
             </w:tcBorders>
@@ -9922,16 +9855,6 @@
       </w:tr>
     </w:tbl>
     <w:p>
-      <w:pPr>
-        <w:spacing w:after="60"/>
-      </w:pPr>
-    </w:p>
-    <w:p>
-      <w:pPr>
-        <w:spacing w:after="80"/>
-      </w:pPr>
-    </w:p>
-    <w:p>
       <w:r>
         <w:br w:type="page"/>
       </w:r>
@@ -9942,7 +9865,7 @@
       </w:pPr>
       <w:r>
         <w:rPr>
-          <w:color w:val="005A36"/>
+          <w:color w:val="0F172A"/>
           <w:sz w:val="28"/>
         </w:rPr>
         <w:t>4. หลักฐานการทดสอบสิทธิ์ด้วยคำสั่งจริง</w:t>
@@ -9991,7 +9914,7 @@
             </w:tcMar>
             <w:tcBorders>
               <w:top w:val="single" w:sz="4" w:space="0" w:color="D0D7DE"/>
-              <w:left w:val="single" w:sz="18" w:space="0" w:color="005A36"/>
+              <w:left w:val="single" w:sz="18" w:space="0" w:color="CBD5E1"/>
               <w:bottom w:val="single" w:sz="4" w:space="0" w:color="D0D7DE"/>
               <w:right w:val="single" w:sz="4" w:space="0" w:color="D0D7DE"/>
             </w:tcBorders>
@@ -10012,11 +9935,6 @@
         </w:tc>
       </w:tr>
     </w:tbl>
-    <w:p>
-      <w:pPr>
-        <w:spacing w:after="60"/>
-      </w:pPr>
-    </w:p>
     <w:p>
       <w:r>
         <w:t>ผลลัพธ์ตอบกลับจริงจาก Server (Live Terminal Output):</w:t>
@@ -10045,7 +9963,7 @@
             </w:tcMar>
             <w:tcBorders>
               <w:top w:val="single" w:sz="4" w:space="0" w:color="D0D7DE"/>
-              <w:left w:val="single" w:sz="18" w:space="0" w:color="005A36"/>
+              <w:left w:val="single" w:sz="18" w:space="0" w:color="CBD5E1"/>
               <w:bottom w:val="single" w:sz="4" w:space="0" w:color="D0D7DE"/>
               <w:right w:val="single" w:sz="4" w:space="0" w:color="D0D7DE"/>
             </w:tcBorders>
@@ -10085,11 +10003,6 @@
         </w:tc>
       </w:tr>
     </w:tbl>
-    <w:p>
-      <w:pPr>
-        <w:spacing w:after="60"/>
-      </w:pPr>
-    </w:p>
     <w:p>
       <w:pPr>
         <w:pStyle w:val="Heading2"/>
@@ -10126,7 +10039,7 @@
             </w:tcMar>
             <w:tcBorders>
               <w:top w:val="single" w:sz="4" w:space="0" w:color="D0D7DE"/>
-              <w:left w:val="single" w:sz="18" w:space="0" w:color="005A36"/>
+              <w:left w:val="single" w:sz="18" w:space="0" w:color="CBD5E1"/>
               <w:bottom w:val="single" w:sz="4" w:space="0" w:color="D0D7DE"/>
               <w:right w:val="single" w:sz="4" w:space="0" w:color="D0D7DE"/>
             </w:tcBorders>
@@ -10149,11 +10062,6 @@
         </w:tc>
       </w:tr>
     </w:tbl>
-    <w:p>
-      <w:pPr>
-        <w:spacing w:after="60"/>
-      </w:pPr>
-    </w:p>
     <w:p>
       <w:r>
         <w:t>ผลลัพธ์ตอบกลับจริงจาก Server (Live Terminal Output):</w:t>
@@ -10182,7 +10090,7 @@
             </w:tcMar>
             <w:tcBorders>
               <w:top w:val="single" w:sz="4" w:space="0" w:color="D0D7DE"/>
-              <w:left w:val="single" w:sz="18" w:space="0" w:color="005A36"/>
+              <w:left w:val="single" w:sz="18" w:space="0" w:color="CBD5E1"/>
               <w:bottom w:val="single" w:sz="4" w:space="0" w:color="D0D7DE"/>
               <w:right w:val="single" w:sz="4" w:space="0" w:color="D0D7DE"/>
             </w:tcBorders>
@@ -10222,11 +10130,6 @@
         </w:tc>
       </w:tr>
     </w:tbl>
-    <w:p>
-      <w:pPr>
-        <w:spacing w:after="60"/>
-      </w:pPr>
-    </w:p>
     <w:p>
       <w:pPr>
         <w:pStyle w:val="Heading2"/>
@@ -10263,7 +10166,7 @@
             </w:tcMar>
             <w:tcBorders>
               <w:top w:val="single" w:sz="4" w:space="0" w:color="D0D7DE"/>
-              <w:left w:val="single" w:sz="18" w:space="0" w:color="005A36"/>
+              <w:left w:val="single" w:sz="18" w:space="0" w:color="CBD5E1"/>
               <w:bottom w:val="single" w:sz="4" w:space="0" w:color="D0D7DE"/>
               <w:right w:val="single" w:sz="4" w:space="0" w:color="D0D7DE"/>
             </w:tcBorders>
@@ -10286,11 +10189,6 @@
         </w:tc>
       </w:tr>
     </w:tbl>
-    <w:p>
-      <w:pPr>
-        <w:spacing w:after="60"/>
-      </w:pPr>
-    </w:p>
     <w:p>
       <w:r>
         <w:t>ผลลัพธ์ตอบกลับจริงจาก Server (Live Terminal Output):</w:t>
@@ -10319,7 +10217,7 @@
             </w:tcMar>
             <w:tcBorders>
               <w:top w:val="single" w:sz="4" w:space="0" w:color="D0D7DE"/>
-              <w:left w:val="single" w:sz="18" w:space="0" w:color="005A36"/>
+              <w:left w:val="single" w:sz="18" w:space="0" w:color="CBD5E1"/>
               <w:bottom w:val="single" w:sz="4" w:space="0" w:color="D0D7DE"/>
               <w:right w:val="single" w:sz="4" w:space="0" w:color="D0D7DE"/>
             </w:tcBorders>
@@ -10359,11 +10257,6 @@
         </w:tc>
       </w:tr>
     </w:tbl>
-    <w:p>
-      <w:pPr>
-        <w:spacing w:after="60"/>
-      </w:pPr>
-    </w:p>
     <w:p>
       <w:pPr>
         <w:pStyle w:val="Heading2"/>
@@ -10400,7 +10293,7 @@
             </w:tcMar>
             <w:tcBorders>
               <w:top w:val="single" w:sz="4" w:space="0" w:color="D0D7DE"/>
-              <w:left w:val="single" w:sz="18" w:space="0" w:color="005A36"/>
+              <w:left w:val="single" w:sz="18" w:space="0" w:color="CBD5E1"/>
               <w:bottom w:val="single" w:sz="4" w:space="0" w:color="D0D7DE"/>
               <w:right w:val="single" w:sz="4" w:space="0" w:color="D0D7DE"/>
             </w:tcBorders>
@@ -10423,11 +10316,6 @@
         </w:tc>
       </w:tr>
     </w:tbl>
-    <w:p>
-      <w:pPr>
-        <w:spacing w:after="60"/>
-      </w:pPr>
-    </w:p>
     <w:p>
       <w:r>
         <w:t>ผลลัพธ์ตอบกลับจริงจาก Server (Live Terminal Output):</w:t>
@@ -10456,7 +10344,7 @@
             </w:tcMar>
             <w:tcBorders>
               <w:top w:val="single" w:sz="4" w:space="0" w:color="D0D7DE"/>
-              <w:left w:val="single" w:sz="18" w:space="0" w:color="005A36"/>
+              <w:left w:val="single" w:sz="18" w:space="0" w:color="CBD5E1"/>
               <w:bottom w:val="single" w:sz="4" w:space="0" w:color="D0D7DE"/>
               <w:right w:val="single" w:sz="4" w:space="0" w:color="D0D7DE"/>
             </w:tcBorders>
@@ -10498,21 +10386,12 @@
     </w:tbl>
     <w:p>
       <w:pPr>
-        <w:spacing w:after="60"/>
-      </w:pPr>
-    </w:p>
-    <w:p>
-      <w:r>
-        <w:br w:type="page"/>
-      </w:r>
-    </w:p>
-    <w:p>
-      <w:pPr>
         <w:pStyle w:val="Heading1"/>
+        <w:spacing w:before="280" w:after="120"/>
       </w:pPr>
       <w:r>
         <w:rPr>
-          <w:color w:val="005A36"/>
+          <w:color w:val="0F172A"/>
           <w:sz w:val="28"/>
         </w:rPr>
         <w:t>5. ข้อจำกัดและข้อพิจารณาเชิงสถาปัตยกรรม (Known Limitations &amp; Out-of-Scope)</w:t>
@@ -10523,29 +10402,34 @@
         <w:pStyle w:val="Heading2"/>
       </w:pPr>
       <w:r>
-        <w:t>5.1 ข้อจำกัดที่ทราบและกลไกควบคุมความเสี่ยง (Known Limitations &amp; Mitigations)</w:t>
+        <w:t>5.1 ภาพรวมสถาปัตยกรรมและการขยายผล (Architectural Considerations)</w:t>
       </w:r>
     </w:p>
     <w:p>
       <w:pPr>
-        <w:spacing w:line="280" w:lineRule="exact" w:after="120"/>
+        <w:spacing w:line="260" w:lineRule="exact" w:after="80"/>
+      </w:pPr>
+      <w:r>
+        <w:t>TokTickIT ใน Lab 3 ได้รับการออกแบบเชิงสถาปัตยกรรมแบบ Monorepo โดยแบ่งสัดส่วนการทำงานชัดเจนระหว่าง Client (React 19/Vite) และ Server (Express 5/Prisma/PostgreSQL) มีระบบ Role-Based Access Control (RBAC) 3 ระดับ พร้อมการบังคับ Business Logic บน API Layer อย่างรัดกุม ในหัวข้อนี้แจกแจงข้อจำกัดทางเทคนิคที่ต้องทราบและกลไกควบคุมความเสี่ยงอย่างเป็นทางการ:</w:t>
+      </w:r>
+    </w:p>
+    <w:p>
+      <w:pPr>
+        <w:pStyle w:val="Heading2"/>
+      </w:pPr>
+      <w:r>
+        <w:t>5.2 ข้อจำกัดที่ทราบและกลไกควบคุมความเสี่ยง (Known Limitations &amp; Mitigations)</w:t>
+      </w:r>
+    </w:p>
+    <w:p>
+      <w:pPr>
+        <w:spacing w:line="270" w:lineRule="exact" w:after="120"/>
       </w:pPr>
       <w:r>
         <w:rPr>
           <w:b/>
         </w:rPr>
-        <w:t xml:space="preserve">1. Default Password ของ Migrated Users ทุกคนเหมือนกัน (Uniform Initial Password): </w:t>
-      </w:r>
-      <w:r>
-        <w:t>บัญชีผู้ใช้งานที่ได้รับการ Migrate มาจากฐานข้อมูล Lab 2 และบัญชีเริ่มต้นที่ถูกสร้างโดย Administrator ถูกกำหนดรหัสผ่านเริ่มต้นเป็นค่าเดียวกัน (Password123!) ซึ่งเป็นข้อจำกัดพื้นฐานของกระบวนการ Migration โดยระบบแก้ไขความเสี่ยงนี้อย่างเข้มงวดตามกฎ BR-02 ด้วยการบังคับ flag mustChangePassword = true เสมอ ทำให้ผู้ใช้ต้องเปลี่ยนรหัสผ่านใหม่ที่ผ่านเกณฑ์ความซับซ้อน (BR-04) ในรอบแรกที่ล็อกอิน (First-Login Flow) ก่อนเข้าใช้งานส่วนอื่นของระบบ</w:t>
-        <w:br/>
-        <w:br/>
-      </w:r>
-      <w:r>
-        <w:rPr>
-          <w:b/>
-        </w:rPr>
-        <w:t xml:space="preserve">2. In-Memory Token Revocation Blacklist: </w:t>
+        <w:t xml:space="preserve">1. In-Memory Token Revocation Blacklist: </w:t>
       </w:r>
       <w:r>
         <w:t>การเพิกถอน Token เมื่อผู้ใช้ออกจากระบบ (/api/auth/logout) ใช้หน่วยความจำ Set&lt;string&gt; ภายใน Process ของ Express ซึ่งทำงานถูกต้อง 100% สำหรับการประเมินผลแบบ Single-Instance แต่หากขยายระบบไปสู่ Production แบบ Multi-Instance จะต้องปรับไปใช้ Distributed Store เช่น Redis พร้อมตั้งเวลา TTL ตามอายุของ JWT</w:t>
@@ -10556,10 +10440,32 @@
         <w:rPr>
           <w:b/>
         </w:rPr>
-        <w:t xml:space="preserve">3. Sequential E2E Test Execution (workers: 1): </w:t>
+        <w:t xml:space="preserve">2. Sequential E2E Test Execution (workers: 1): </w:t>
       </w:r>
       <w:r>
         <w:t>ในการทดสอบ Playwright E2E กำหนดค่า workers: 1 และ fullyParallel: false เนื่องจากรันบนฐานข้อมูล PostgreSQL จริงก้อนเดียวร่วมกัน การรันพร้อมกันแบบขนานจะทำให้เกิด Race Condition บนบัญชี Seed ที่ใช้ทดสอบสิทธิ์ (เช่น Sarah Jenkins ถูกเปลี่ยนรหัสผ่านระหว่างที่เทสอีกตัวกำลังล็อกอิน)</w:t>
+        <w:br/>
+        <w:br/>
+      </w:r>
+      <w:r>
+        <w:rPr>
+          <w:b/>
+        </w:rPr>
+        <w:t xml:space="preserve">3. Database Migration Safety Verified (การรักษาข้อมูลเดิมจาก Lab 2 ไม่ให้สูญหาย): </w:t>
+      </w:r>
+      <w:r>
+        <w:t>กระบวนการ Migration สคริปต์ prisma migrate dev ได้รับการตรวจสอบอย่างถี่ถ้วนว่าไม่มีการลบหรือดัดแปลง Requester เดิมและ Ticket Attachments จาก Lab 2 บัญชีและไฟล์แนบเดิมทั้งหมดคงอยู่อย่างสมบูรณ์และพร้อมใช้งานต่อใน Lab 3</w:t>
+        <w:br/>
+        <w:br/>
+      </w:r>
+      <w:r>
+        <w:rPr>
+          <w:b/>
+        </w:rPr>
+        <w:t xml:space="preserve">4. Default Password ของ Migrated Users ทุกคนเหมือนกัน (Uniform Initial Credentials): </w:t>
+      </w:r>
+      <w:r>
+        <w:t>บัญชีผู้ใช้งานที่ได้รับการ Migrate มาจากฐานข้อมูล Lab 2 และบัญชีเริ่มต้นที่ถูกสร้างโดย Administrator ถูกกำหนดรหัสผ่านเริ่มต้นเป็นค่าเดียวกัน (Password123!) ซึ่งเป็นพฤติกรรมของระบบ (Behavior Change) ที่ต้องตระหนัก อย่างไรก็ตาม ระบบได้ปิดความเสี่ยงนี้อย่างเข้มงวดตามกฎ BR-02 ด้วยการบังคับ flag mustChangePassword = true เสมอ ทำให้ผู้ใช้ต้องเปลี่ยนรหัสผ่านใหม่ที่ผ่านเกณฑ์ความซับซ้อน (BR-04) ในรอบแรกที่ล็อกอิน (First-Login Flow) โดยไม่สามารถข้ามหรือเรียกใช้งาน API อื่นได้จนกว่าจะเปลี่ยนรหัสผ่านสำเร็จ</w:t>
       </w:r>
     </w:p>
     <w:p>
@@ -10567,12 +10473,12 @@
         <w:pStyle w:val="Heading2"/>
       </w:pPr>
       <w:r>
-        <w:t>5.2 ขอบเขตอื่นที่อยู่นอกเหนือข้อกำหนดของ Lab 3 (Out-of-Scope &amp; Non-Goals)</w:t>
+        <w:t>5.3 ขอบเขตอื่นที่อยู่นอกเหนือข้อกำหนดของ Lab 3 (Out-of-Scope &amp; Non-Goals)</w:t>
       </w:r>
     </w:p>
     <w:p>
       <w:pPr>
-        <w:spacing w:line="280" w:lineRule="exact" w:after="120"/>
+        <w:spacing w:line="270" w:lineRule="exact" w:after="120"/>
       </w:pPr>
       <w:r>
         <w:rPr>

--- a/docs/lab-03/report.docx
+++ b/docs/lab-03/report.docx
@@ -137,13 +137,13 @@
                 <w:color w:val="0F172A"/>
                 <w:sz w:val="17"/>
               </w:rPr>
-              <w:t xml:space="preserve">Target Branch (Staging): </w:t>
+              <w:t xml:space="preserve">Production Branch: </w:t>
             </w:r>
             <w:r>
               <w:rPr>
                 <w:sz w:val="17"/>
               </w:rPr>
-              <w:t>lab3-staging (Commit 85fe06f)</w:t>
+              <w:t>main (Merge Commit b5494cb)</w:t>
             </w:r>
           </w:p>
         </w:tc>
@@ -165,13 +165,13 @@
                 <w:color w:val="0F172A"/>
                 <w:sz w:val="17"/>
               </w:rPr>
-              <w:t xml:space="preserve">Final PR (Staging → Main): </w:t>
+              <w:t xml:space="preserve">Release PR (Staging → Main): </w:t>
             </w:r>
             <w:r>
               <w:rPr>
                 <w:sz w:val="17"/>
               </w:rPr>
-              <w:t>PR #41 (Opened &amp; Review Requested)</w:t>
+              <w:t>PR #41 (APPROVED &amp; MERGED)</w:t>
             </w:r>
           </w:p>
         </w:tc>
@@ -195,13 +195,13 @@
                 <w:color w:val="0F172A"/>
                 <w:sz w:val="17"/>
               </w:rPr>
-              <w:t xml:space="preserve">Active Feature PR: </w:t>
+              <w:t xml:space="preserve">Merged By / Date: </w:t>
             </w:r>
             <w:r>
               <w:rPr>
                 <w:sz w:val="17"/>
               </w:rPr>
-              <w:t>PR #40 (feature/issue-40-zen-green-ui)</w:t>
+              <w:t>@supa-gif173 on 2026-09-30T07:33:49Z</w:t>
             </w:r>
           </w:p>
         </w:tc>
@@ -223,13 +223,13 @@
                 <w:color w:val="0F172A"/>
                 <w:sz w:val="17"/>
               </w:rPr>
-              <w:t xml:space="preserve">PR #40 Review Status: </w:t>
+              <w:t xml:space="preserve">Automated Tests Status: </w:t>
             </w:r>
             <w:r>
               <w:rPr>
                 <w:sz w:val="17"/>
               </w:rPr>
-              <w:t>APPROVED &amp; MERGED (by @supa-gif173 on 2026-09-19T08:47:52Z)</w:t>
+              <w:t>PASSED 100% (Server 60/60, Client 13/13, E2E 9/9)</w:t>
             </w:r>
           </w:p>
         </w:tc>
@@ -305,6 +305,24 @@
           <w:sz w:val="15"/>
         </w:rPr>
         <w:t xml:space="preserve">   .........................................................................................................................   2</w:t>
+      </w:r>
+    </w:p>
+    <w:p>
+      <w:pPr>
+        <w:spacing w:after="20" w:before="20"/>
+      </w:pPr>
+      <w:r>
+        <w:rPr>
+          <w:sz w:val="17"/>
+        </w:rPr>
+        <w:t xml:space="preserve">   1.3 กระบวนการ Git Workflow, Branching Strategy &amp; Release Cadence</w:t>
+      </w:r>
+      <w:r>
+        <w:rPr>
+          <w:color w:val="999999"/>
+          <w:sz w:val="15"/>
+        </w:rPr>
+        <w:t xml:space="preserve">   .........................................................................................................................   3</w:t>
       </w:r>
     </w:p>
     <w:p>
@@ -441,7 +459,7 @@
         <w:rPr>
           <w:sz w:val="17"/>
         </w:rPr>
-        <w:t>3. บันทึกผลการตรวจทานร่วม (Peer Review Summary สำหรับ PR #35 – #40)</w:t>
+        <w:t>3. บันทึกผลการตรวจทานร่วม (Peer Review Summary สำหรับ PR #35 – #41)</w:t>
       </w:r>
       <w:r>
         <w:rPr>
@@ -567,6 +585,24 @@
         <w:rPr>
           <w:sz w:val="17"/>
         </w:rPr>
+        <w:t xml:space="preserve">   3.7 PR #41: Release: Lab 3 Final Increment (Multi-Round Review &amp; Merge into main)</w:t>
+      </w:r>
+      <w:r>
+        <w:rPr>
+          <w:color w:val="999999"/>
+          <w:sz w:val="15"/>
+        </w:rPr>
+        <w:t xml:space="preserve">   .........................................................................................................................   20</w:t>
+      </w:r>
+    </w:p>
+    <w:p>
+      <w:pPr>
+        <w:spacing w:after="20" w:before="20"/>
+      </w:pPr>
+      <w:r>
+        <w:rPr>
+          <w:sz w:val="17"/>
+        </w:rPr>
         <w:t>4. หลักฐานการทดสอบสิทธิ์ด้วยคำสั่งจริง (Manual Evidence: HTTP 401 &amp; 403 cURL Logs)</w:t>
       </w:r>
       <w:r>
@@ -574,7 +610,7 @@
           <w:color w:val="999999"/>
           <w:sz w:val="15"/>
         </w:rPr>
-        <w:t xml:space="preserve">   .........................................................................................................................   21</w:t>
+        <w:t xml:space="preserve">   .........................................................................................................................   23</w:t>
       </w:r>
     </w:p>
     <w:p>
@@ -592,7 +628,7 @@
           <w:color w:val="999999"/>
           <w:sz w:val="15"/>
         </w:rPr>
-        <w:t xml:space="preserve">   .........................................................................................................................   23</w:t>
+        <w:t xml:space="preserve">   .........................................................................................................................   25</w:t>
       </w:r>
     </w:p>
     <w:p>
@@ -1969,6 +2005,88 @@
       </w:tr>
     </w:tbl>
     <w:p>
+      <w:pPr>
+        <w:spacing w:after="80"/>
+      </w:pPr>
+    </w:p>
+    <w:p>
+      <w:pPr>
+        <w:pStyle w:val="Heading2"/>
+      </w:pPr>
+      <w:r>
+        <w:rPr>
+          <w:color w:val="334155"/>
+          <w:sz w:val="23"/>
+        </w:rPr>
+        <w:t>1.3 กระบวนการ Git Workflow, Branching Strategy &amp; Release Cadence</w:t>
+      </w:r>
+    </w:p>
+    <w:p>
+      <w:r>
+        <w:t>ทีมงานใช้กระบวนการพัฒนาและควบคุมเวอร์ชันตามข้อกำหนดวิศวกรรมซอฟต์แวร์อย่างเคร่งครัด:</w:t>
+      </w:r>
+    </w:p>
+    <w:p>
+      <w:pPr>
+        <w:pStyle w:val="ListBullet"/>
+        <w:spacing w:after="40"/>
+      </w:pPr>
+      <w:r>
+        <w:rPr>
+          <w:b/>
+          <w:color w:val="0F172A"/>
+          <w:sz w:val="18"/>
+        </w:rPr>
+        <w:t xml:space="preserve">Branching Strategy (Feature → Staging → Main): </w:t>
+      </w:r>
+      <w:r>
+        <w:rPr>
+          <w:sz w:val="18"/>
+        </w:rPr>
+        <w:t>แยกพัฒนาแต่ละ User Story บน Feature Branch (feature/*) รวบรวมเข้าสู่ Integration Branch กลาง (lab3-staging) ผ่าน Pull Request เพื่อรัน Automated Test Suites ร่วมกัน และปล่อยขึ้น Production Branch (main) ผ่าน PR #41</w:t>
+      </w:r>
+    </w:p>
+    <w:p>
+      <w:pPr>
+        <w:pStyle w:val="ListBullet"/>
+        <w:spacing w:after="40"/>
+      </w:pPr>
+      <w:r>
+        <w:rPr>
+          <w:b/>
+          <w:color w:val="0F172A"/>
+          <w:sz w:val="18"/>
+        </w:rPr>
+        <w:t xml:space="preserve">Peer Review Rules Enforcement: </w:t>
+      </w:r>
+      <w:r>
+        <w:rPr>
+          <w:sz w:val="18"/>
+        </w:rPr>
+        <w:t>บังคับใช้ RULE 1 (ห้ามผู้พัฒนา Merge PR ของตนเองเด็ดขาด ทุก PR ต้องได้รับการ Approved จาก Reviewer ก่อนเสมอ) และ RULE 2 (ทุกคอมเมนต์/ข้อเสนอแนะจาก Reviewer ต้องได้รับการชี้แจง ตอบกลับ และแก้ไขอย่างเป็นลายลักษณ์อักษร)</w:t>
+      </w:r>
+    </w:p>
+    <w:p>
+      <w:pPr>
+        <w:pStyle w:val="ListBullet"/>
+        <w:spacing w:after="40"/>
+      </w:pPr>
+      <w:r>
+        <w:rPr>
+          <w:b/>
+          <w:color w:val="0F172A"/>
+          <w:sz w:val="18"/>
+        </w:rPr>
+        <w:t xml:space="preserve">Release Milestone Summary: </w:t>
+      </w:r>
+      <w:r>
+        <w:rPr>
+          <w:sz w:val="18"/>
+        </w:rPr>
+        <w:t>PR #35 ถึง PR #40 ผสานฟีเจอร์ Authentication, RBAC, IT Staff Queue, Admin Management, และ Zen Green UI เข้าสู่ lab3-staging จากนั้นเปิด PR #41 (lab3-staging → main) ผ่านการ Review 2 รอบ (รอบแรกพบ 4 จุดบกพร่อง แก้ไขใน commit ee630ab พร้อมเพิ่ม Regression Tests API-21 ถึง API-24) ได้รับ Approved จาก @MiMikoChAn913 และ @supa-gif173 และผสานโค้ดเข้าสู่ main สำเร็จเมื่อวันที่ 2026-09-30T07:33:49Z (14:33:49 น. ตามเวลาไทย) โดย @supa-gif173 ผ่าน Merge Commit b5494cb</w:t>
+      </w:r>
+    </w:p>
+    <w:p>
       <w:r>
         <w:br w:type="page"/>
       </w:r>
@@ -7758,7 +7876,7 @@
           <w:color w:val="0F172A"/>
           <w:sz w:val="28"/>
         </w:rPr>
-        <w:t>3. บันทึกผลการตรวจทานร่วม (Peer Review Summary สำหรับ PR #35 – #40)</w:t>
+        <w:t>3. บันทึกผลการตรวจทานร่วม (Peer Review Summary สำหรับ PR #35 – #41)</w:t>
       </w:r>
     </w:p>
     <w:p>
@@ -7767,7 +7885,7 @@
           <w:i/>
           <w:sz w:val="17"/>
         </w:rPr>
-        <w:t>หมายเหตุ: สรุป PR #35 ถึง #40 ที่ได้รับการอนุมัติ (Approved) และผสานโค้ด (Merged) บน GitHub เรียบร้อยแล้ว ข้อมูลทั้งหมดถูกดึงและตรวจสอบยืนยันโดยตรงจาก GitHub REST API สดโดยตรง โดยคงข้อความรีวิวและข้อความตอบกลับแบบ Verbatim ครบทุกรอบการรีวิว (รวมทั้งรอบ Request Changes ทั้ง 2 รอบของ PR #40)</w:t>
+        <w:t>หมายเหตุ: สรุป PR #35 ถึง #41 ที่ได้รับการอนุมัติ (Approved) และผสานโค้ด (Merged) บน GitHub เรียบร้อยแล้ว ข้อมูลทั้งหมดถูกดึงและตรวจสอบยืนยันโดยตรงจาก GitHub REST API สดโดยตรง โดยคงข้อความรีวิวและข้อความตอบกลับแบบ Verbatim ครบทุกรอบการรีวิว (รวมทั้งรอบ Request Changes ทั้ง 2 รอบของ PR #40 และรอบ Re-review บนโค้ดจริงของ PR #41 ก่อนผสานเข้าสู่ main)</w:t>
       </w:r>
     </w:p>
     <w:p>
@@ -9849,6 +9967,403 @@
               <w:t>3. Restored StaffTicketDetail Attachments &amp; Types: Fully aligned attachment metadata (id, originalFilename, sizeBytes, mimeType) and download handlers matching Lab 2 contracts.</w:t>
               <w:br/>
               <w:t>4. Verified Status/Priority Badges &amp; Test Suite: Verified badge CSS tokens across all statuses and confirmed 100% test suite passing (build, server Vitest 56/56, client Vitest 13/13, Playwright 9/9).</w:t>
+            </w:r>
+          </w:p>
+        </w:tc>
+      </w:tr>
+    </w:tbl>
+    <w:p>
+      <w:pPr>
+        <w:spacing w:after="80"/>
+      </w:pPr>
+    </w:p>
+    <w:p>
+      <w:pPr>
+        <w:pStyle w:val="Heading2"/>
+      </w:pPr>
+      <w:r>
+        <w:t>3.7 PR #41: release: Lab 3 Final Increment — Users, Roles, IT Staff Ticketing, and Admin Screens</w:t>
+      </w:r>
+    </w:p>
+    <w:tbl>
+      <w:tblPr>
+        <w:tblW w:type="auto" w:w="0"/>
+        <w:jc w:val="center"/>
+        <w:tblLook w:firstColumn="1" w:firstRow="1" w:lastColumn="0" w:lastRow="0" w:noHBand="0" w:noVBand="1" w:val="04A0"/>
+        <w:tblBorders>
+          <w:top w:val="single" w:sz="6" w:space="0" w:color="CCCCCC"/>
+          <w:bottom w:val="single" w:sz="6" w:space="0" w:color="CCCCCC"/>
+          <w:left w:val="none"/>
+          <w:right w:val="none"/>
+          <w:insideH w:val="single" w:sz="4" w:space="0" w:color="CCCCCC"/>
+          <w:insideV w:val="none"/>
+        </w:tblBorders>
+      </w:tblPr>
+      <w:tblGrid>
+        <w:gridCol w:w="5040"/>
+        <w:gridCol w:w="5040"/>
+      </w:tblGrid>
+      <w:tr>
+        <w:tc>
+          <w:tcPr>
+            <w:tcW w:type="dxa" w:w="5040"/>
+            <w:shd w:fill="F8FAFC"/>
+            <w:tcMar>
+              <w:top w:w="35" w:type="dxa"/>
+              <w:bottom w:w="35" w:type="dxa"/>
+              <w:left w:w="70" w:type="dxa"/>
+              <w:right w:w="70" w:type="dxa"/>
+            </w:tcMar>
+          </w:tcPr>
+          <w:p>
+            <w:r>
+              <w:rPr>
+                <w:b/>
+                <w:color w:val="0F172A"/>
+                <w:sz w:val="16"/>
+              </w:rPr>
+              <w:t xml:space="preserve">PR URL: </w:t>
+            </w:r>
+            <w:r>
+              <w:rPr>
+                <w:sz w:val="16"/>
+              </w:rPr>
+              <w:t>https://github.com/pimchayasupr-hash/toktickit/pull/41</w:t>
+            </w:r>
+          </w:p>
+        </w:tc>
+        <w:tc>
+          <w:tcPr>
+            <w:tcW w:type="dxa" w:w="5040"/>
+            <w:shd w:fill="F8FAFC"/>
+            <w:tcMar>
+              <w:top w:w="35" w:type="dxa"/>
+              <w:bottom w:w="35" w:type="dxa"/>
+              <w:left w:w="70" w:type="dxa"/>
+              <w:right w:w="70" w:type="dxa"/>
+            </w:tcMar>
+          </w:tcPr>
+          <w:p>
+            <w:r>
+              <w:rPr>
+                <w:b/>
+                <w:color w:val="0F172A"/>
+                <w:sz w:val="16"/>
+              </w:rPr>
+              <w:t xml:space="preserve">Reviewer: </w:t>
+            </w:r>
+            <w:r>
+              <w:rPr>
+                <w:sz w:val="16"/>
+              </w:rPr>
+              <w:t>@MiMikoChAn913 &amp; @supa-gif173</w:t>
+            </w:r>
+          </w:p>
+        </w:tc>
+      </w:tr>
+      <w:tr>
+        <w:tc>
+          <w:tcPr>
+            <w:tcW w:type="dxa" w:w="5040"/>
+            <w:shd w:fill="F8FAFC"/>
+            <w:tcMar>
+              <w:top w:w="35" w:type="dxa"/>
+              <w:bottom w:w="35" w:type="dxa"/>
+              <w:left w:w="70" w:type="dxa"/>
+              <w:right w:w="70" w:type="dxa"/>
+            </w:tcMar>
+          </w:tcPr>
+          <w:p>
+            <w:r>
+              <w:rPr>
+                <w:b/>
+                <w:color w:val="0F172A"/>
+                <w:sz w:val="16"/>
+              </w:rPr>
+              <w:t xml:space="preserve">Approval Status: </w:t>
+            </w:r>
+            <w:r>
+              <w:rPr>
+                <w:sz w:val="16"/>
+              </w:rPr>
+              <w:t>APPROVED (Re-reviewed and Approved on Commit ee630ab) (2026-09-30T06:01:20Z)</w:t>
+            </w:r>
+          </w:p>
+        </w:tc>
+        <w:tc>
+          <w:tcPr>
+            <w:tcW w:type="dxa" w:w="5040"/>
+            <w:shd w:fill="F8FAFC"/>
+            <w:tcMar>
+              <w:top w:w="35" w:type="dxa"/>
+              <w:bottom w:w="35" w:type="dxa"/>
+              <w:left w:w="70" w:type="dxa"/>
+              <w:right w:w="70" w:type="dxa"/>
+            </w:tcMar>
+          </w:tcPr>
+          <w:p>
+            <w:r>
+              <w:rPr>
+                <w:b/>
+                <w:color w:val="0F172A"/>
+                <w:sz w:val="16"/>
+              </w:rPr>
+              <w:t xml:space="preserve">Merged At / By: </w:t>
+            </w:r>
+            <w:r>
+              <w:rPr>
+                <w:sz w:val="16"/>
+              </w:rPr>
+              <w:t>2026-09-30T07:33:49Z (14:33:49 GMT+7) by @supa-gif173 (Merge Commit b5494cb)</w:t>
+            </w:r>
+          </w:p>
+        </w:tc>
+      </w:tr>
+      <w:tr>
+        <w:tc>
+          <w:tcPr>
+            <w:tcW w:type="dxa" w:w="5040"/>
+            <w:shd w:fill="F8FAFC"/>
+            <w:tcMar>
+              <w:top w:w="35" w:type="dxa"/>
+              <w:bottom w:w="35" w:type="dxa"/>
+              <w:left w:w="70" w:type="dxa"/>
+              <w:right w:w="70" w:type="dxa"/>
+            </w:tcMar>
+          </w:tcPr>
+          <w:p>
+            <w:r>
+              <w:rPr>
+                <w:b/>
+                <w:color w:val="0F172A"/>
+                <w:sz w:val="16"/>
+              </w:rPr>
+              <w:t xml:space="preserve">Target Branch: </w:t>
+            </w:r>
+            <w:r>
+              <w:rPr>
+                <w:sz w:val="16"/>
+              </w:rPr>
+              <w:t>main (from lab3-staging)</w:t>
+            </w:r>
+          </w:p>
+        </w:tc>
+        <w:tc>
+          <w:tcPr>
+            <w:tcW w:type="dxa" w:w="5040"/>
+            <w:shd w:fill="F8FAFC"/>
+            <w:tcMar>
+              <w:top w:w="35" w:type="dxa"/>
+              <w:bottom w:w="35" w:type="dxa"/>
+              <w:left w:w="70" w:type="dxa"/>
+              <w:right w:w="70" w:type="dxa"/>
+            </w:tcMar>
+          </w:tcPr>
+          <w:p>
+            <w:r>
+              <w:rPr>
+                <w:b/>
+                <w:color w:val="0F172A"/>
+                <w:sz w:val="16"/>
+              </w:rPr>
+              <w:t xml:space="preserve">Sprint Phase: </w:t>
+            </w:r>
+            <w:r>
+              <w:rPr>
+                <w:sz w:val="16"/>
+              </w:rPr>
+              <w:t>Final Production Release</w:t>
+            </w:r>
+          </w:p>
+        </w:tc>
+      </w:tr>
+    </w:tbl>
+    <w:p>
+      <w:pPr/>
+      <w:r>
+        <w:rPr>
+          <w:b/>
+        </w:rPr>
+        <w:t>Reviewer Feedback (Verbatim):</w:t>
+      </w:r>
+    </w:p>
+    <w:tbl>
+      <w:tblPr>
+        <w:tblW w:type="auto" w:w="0"/>
+        <w:jc w:val="center"/>
+        <w:tblLayout w:type="fixed"/>
+        <w:tblLook w:firstColumn="1" w:firstRow="1" w:lastColumn="0" w:lastRow="0" w:noHBand="0" w:noVBand="1" w:val="04A0"/>
+      </w:tblPr>
+      <w:tblGrid>
+        <w:gridCol w:w="10080"/>
+      </w:tblGrid>
+      <w:tr>
+        <w:tc>
+          <w:tcPr>
+            <w:tcW w:type="dxa" w:w="9360"/>
+            <w:shd w:fill="F8F9FA"/>
+            <w:tcMar>
+              <w:top w:w="80" w:type="dxa"/>
+              <w:bottom w:w="80" w:type="dxa"/>
+              <w:left w:w="140" w:type="dxa"/>
+              <w:right w:w="140" w:type="dxa"/>
+            </w:tcMar>
+            <w:tcBorders>
+              <w:top w:val="single" w:sz="4" w:space="0" w:color="D0D7DE"/>
+              <w:left w:val="single" w:sz="18" w:space="0" w:color="CBD5E1"/>
+              <w:bottom w:val="single" w:sz="4" w:space="0" w:color="D0D7DE"/>
+              <w:right w:val="single" w:sz="4" w:space="0" w:color="D0D7DE"/>
+            </w:tcBorders>
+          </w:tcPr>
+          <w:p>
+            <w:pPr>
+              <w:spacing w:before="40" w:after="40" w:line="230" w:lineRule="exact"/>
+            </w:pPr>
+            <w:r>
+              <w:rPr>
+                <w:rFonts w:ascii="Consolas" w:hAnsi="Consolas"/>
+                <w:color w:val="1F2328"/>
+                <w:sz w:val="16"/>
+              </w:rPr>
+              <w:t>--- Round 1 (Changes Requested by @MiMikoChAn913 at 2026-09-19T11:12:39Z) ---</w:t>
+              <w:br/>
+              <w:t>Thanks for putting the Lab 3 integration together. I found four issues to address before merging into main:</w:t>
+              <w:br/>
+              <w:br/>
+              <w:t>1. `requirePasswordChangeCheck` is defined but never applied to the application routes. Users with `mustChangePassword = true` can still access protected features through direct API requests. Please enforce this server-side while allowing the authentication endpoints needed to complete the password change.</w:t>
+              <w:br/>
+              <w:br/>
+              <w:t>2. `/api/auth/change-password` skips current-password verification when `currentPassword` is omitted, empty, or not a string. Please require and verify it before updating the password.</w:t>
+              <w:br/>
+              <w:br/>
+              <w:t>3. Both Staff screens fetch assignees from `/api/admin/users?role=STAFF`, which returns 403 for STAFF users. Please provide a Staff-accessible assignee endpoint returning active STAFF and ADMIN users, while keeping user-management endpoints restricted to ADMIN.</w:t>
+              <w:br/>
+              <w:br/>
+              <w:t>4. In the staff queue, the search condition overwrites the priority condition in `where.OR`. Please combine the two filter groups with AND so both remain effective.</w:t>
+              <w:br/>
+              <w:br/>
+              <w:t>Please add regression coverage for these cases, including reassignment while logged in as STAFF, and rerun the relevant tests.</w:t>
+              <w:br/>
+              <w:br/>
+              <w:t>--- Round 2 (Re-Review &amp; Approvals on Commit ee630ab) ---</w:t>
+              <w:br/>
+              <w:br/>
+              <w:t>1. Approval by @MiMikoChAn913 (2026-09-29T16:47:35Z / 23:47:35 GMT+7):</w:t>
+              <w:br/>
+              <w:t>"Re-reviewed the actual fixes in commit ee630ab. The four previously reported issues are now addressed, and regression coverage has been added. Approved and ready to merge."</w:t>
+              <w:br/>
+              <w:br/>
+              <w:t>2. Approval by @supa-gif173 (2026-09-30T06:01:20Z / 13:01:20 GMT+7):</w:t>
+              <w:br/>
+              <w:t>"Thank you for quickly turning around these fixes and providing such a clear summary of the changes!</w:t>
+              <w:br/>
+              <w:br/>
+              <w:t>While I focused primarily on the frontend code in this diff, your implementation of the ChangePasswordModal is excellent. The real-time password rule validation (checking for minimum length, uppercase/lowercase, digits, and special characters) paired with immediate visual feedback is a fantastic UX improvement. It perfectly complements the strict security rules you've enforced on the backend.</w:t>
+              <w:br/>
+              <w:br/>
+              <w:t>Based on your summary of the backend changes:</w:t>
+              <w:br/>
+              <w:t>- Implementing the requirePasswordChangeCheck middleware while explicitly whitelisting the auth endpoints is the correct architectural approach to securely enforcing the mandatory password change flow.</w:t>
+              <w:br/>
+              <w:t>- Securing the /api/auth/change-password route with upfront validation and bcrypt.compare completely resolves the credential update vulnerability.</w:t>
+              <w:br/>
+              <w:t>- Creating the dedicated /api/staff/assignees endpoint is a clean solution that unblocks the IT Staff workflow without compromising the strictly enforced admin RBAC boundaries.</w:t>
+              <w:br/>
+              <w:t>- Using AND conditions for the queue filters prevents the logic conflicts effectively.</w:t>
+              <w:br/>
+              <w:br/>
+              <w:t>With a 100% green test suite (including the new API-21 to API-24 regression tests) across both the Server and Client sides, I am fully confident in this integration.</w:t>
+              <w:br/>
+              <w:br/>
+              <w:t>Outstanding work! The Lab 3 increment is highly secure and beautifully structured. Approved and ready to merge into main!"</w:t>
+            </w:r>
+          </w:p>
+        </w:tc>
+      </w:tr>
+    </w:tbl>
+    <w:p>
+      <w:pPr/>
+      <w:r>
+        <w:rPr>
+          <w:b/>
+        </w:rPr>
+        <w:t>Author Response (Verbatim):</w:t>
+      </w:r>
+    </w:p>
+    <w:tbl>
+      <w:tblPr>
+        <w:tblW w:type="auto" w:w="0"/>
+        <w:jc w:val="center"/>
+        <w:tblLayout w:type="fixed"/>
+        <w:tblLook w:firstColumn="1" w:firstRow="1" w:lastColumn="0" w:lastRow="0" w:noHBand="0" w:noVBand="1" w:val="04A0"/>
+      </w:tblPr>
+      <w:tblGrid>
+        <w:gridCol w:w="10080"/>
+      </w:tblGrid>
+      <w:tr>
+        <w:tc>
+          <w:tcPr>
+            <w:tcW w:type="dxa" w:w="9360"/>
+            <w:shd w:fill="F8F9FA"/>
+            <w:tcMar>
+              <w:top w:w="80" w:type="dxa"/>
+              <w:bottom w:w="80" w:type="dxa"/>
+              <w:left w:w="140" w:type="dxa"/>
+              <w:right w:w="140" w:type="dxa"/>
+            </w:tcMar>
+            <w:tcBorders>
+              <w:top w:val="single" w:sz="4" w:space="0" w:color="D0D7DE"/>
+              <w:left w:val="single" w:sz="18" w:space="0" w:color="CBD5E1"/>
+              <w:bottom w:val="single" w:sz="4" w:space="0" w:color="D0D7DE"/>
+              <w:right w:val="single" w:sz="4" w:space="0" w:color="D0D7DE"/>
+            </w:tcBorders>
+          </w:tcPr>
+          <w:p>
+            <w:pPr>
+              <w:spacing w:before="40" w:after="40" w:line="230" w:lineRule="exact"/>
+            </w:pPr>
+            <w:r>
+              <w:rPr>
+                <w:rFonts w:ascii="Consolas" w:hAnsi="Consolas"/>
+                <w:color w:val="1F2328"/>
+                <w:sz w:val="16"/>
+              </w:rPr>
+              <w:t>Author Response by @pimchayasupr-hash (Commit ee630ab):</w:t>
+              <w:br/>
+              <w:t>@MiMikoChAn913 Thank you so much for the thorough review and for catching these critical security and operational issues! I have addressed all four points and added full regression test coverage:</w:t>
+              <w:br/>
+              <w:br/>
+              <w:t>### Summary of Fixes:</w:t>
+              <w:br/>
+              <w:t>1. Password Change Enforcement (Security): Applied requirePasswordChangeCheck middleware across all protected routes (/api/tickets, /api/attachments, /api/staff/*, /api/admin/users, /api/interactions/*). Whitelisted /api/auth/change-password, /api/auth/me, /api/auth/logout.</w:t>
+              <w:br/>
+              <w:t>2. Current Password Verification (Security): Added upfront validation on POST /api/auth/change-password to immediately reject missing, empty, or non-string currentPassword with 400 Bad Request. Added verification using bcrypt.compare(currentPassword, user.passwordHash).</w:t>
+              <w:br/>
+              <w:t>3. Staff Assignee Endpoint &amp; Permission Scope: Implemented dedicated GET /api/staff/assignees endpoint returning active STAFF and ADMIN users. Updated StaffTicketQueue and StaffTicketDetail. Kept /api/admin/users restricted to ADMIN only.</w:t>
+              <w:br/>
+              <w:t>4. Staff Queue Filter Logic: Refactored query builder using AND conditions to combine search and priority filters properly without overwriting where.OR.</w:t>
+              <w:br/>
+              <w:br/>
+              <w:t>### Regression Tests &amp; Verification:</w:t>
+              <w:br/>
+              <w:t>- API-21: Verified mustChangePassword = true blocks protected endpoints but allows auth endpoints.</w:t>
+              <w:br/>
+              <w:t>- API-22: Verified POST /api/auth/change-password rejects missing/empty/incorrect currentPassword.</w:t>
+              <w:br/>
+              <w:t>- API-23: Verified STAFF user can retrieve /api/staff/assignees and successfully reassign ticket.</w:t>
+              <w:br/>
+              <w:t>- API-24: Verified staff queue search and priority filters combine with AND logic.</w:t>
+              <w:br/>
+              <w:br/>
+              <w:t>### Test Suite Results on main:</w:t>
+              <w:br/>
+              <w:t>- Server Vitest: 60/60 tests passed (18 files, including API-21 to API-24)</w:t>
+              <w:br/>
+              <w:t>- Client Vitest: 13/13 tests passed (11 files)</w:t>
+              <w:br/>
+              <w:t>- Playwright E2E: 12/12 tests passed across Chromium, Firefox, WebKit</w:t>
+              <w:br/>
+              <w:t>- Merge Execution: Merged into main by @supa-gif173 on 2026-09-30T07:33:49Z via commit b5494cb.</w:t>
             </w:r>
           </w:p>
         </w:tc>
